--- a/outputs/Resilience_Graph_AI_Submission.docx
+++ b/outputs/Resilience_Graph_AI_Submission.docx
@@ -3740,11 +3740,6 @@
       </w:r>
     </w:p>
     <w:p>
-      <w:r>
-        <w:br w:type="page"/>
-      </w:r>
-    </w:p>
-    <w:p>
       <w:pPr>
         <w:spacing w:before="120" w:after="60"/>
         <w:jc w:val="center"/>
@@ -3752,7 +3747,7 @@
       <w:r>
         <w:drawing>
           <wp:inline xmlns:a="http://schemas.openxmlformats.org/drawingml/2006/main" xmlns:pic="http://schemas.openxmlformats.org/drawingml/2006/picture">
-            <wp:extent cx="5256000" cy="8964153"/>
+            <wp:extent cx="6120000" cy="3442500"/>
             <wp:docPr id="2" name="Picture 2"/>
             <wp:cNvGraphicFramePr>
               <a:graphicFrameLocks noChangeAspect="1"/>
@@ -3761,7 +3756,7 @@
               <a:graphicData uri="http://schemas.openxmlformats.org/drawingml/2006/picture">
                 <pic:pic>
                   <pic:nvPicPr>
-                    <pic:cNvPr id="0" name="architecture_bw.png"/>
+                    <pic:cNvPr id="0" name="technical_architecture_final.png"/>
                     <pic:cNvPicPr/>
                   </pic:nvPicPr>
                   <pic:blipFill>
@@ -3773,7 +3768,7 @@
                   <pic:spPr>
                     <a:xfrm>
                       <a:off x="0" y="0"/>
-                      <a:ext cx="5256000" cy="8964153"/>
+                      <a:ext cx="6120000" cy="3442500"/>
                     </a:xfrm>
                     <a:prstGeom prst="rect"/>
                   </pic:spPr>
@@ -3797,12 +3792,7 @@
           <w:color w:val="000000"/>
           <w:sz w:val="18"/>
         </w:rPr>
-        <w:t>Figure 2. Technical architecture. Frontend, backend, analysis spine, AI engines, persisted artifacts, offline build pipeline and deployment. A full resolution copy is in the repository at reports/technical_architecture.png.</w:t>
-      </w:r>
-    </w:p>
-    <w:p>
-      <w:r>
-        <w:br w:type="page"/>
+        <w:t>Figure 2. Technical architecture. Inputs, the single container runtime across four planes, and the outcomes delivered to a security team. A full resolution copy is in the repository at reports/technical_architecture_final.png.</w:t>
       </w:r>
     </w:p>
     <w:p>
@@ -12352,7 +12342,7 @@
       <w:r>
         <w:drawing>
           <wp:inline xmlns:a="http://schemas.openxmlformats.org/drawingml/2006/main" xmlns:pic="http://schemas.openxmlformats.org/drawingml/2006/picture">
-            <wp:extent cx="6120000" cy="2371328"/>
+            <wp:extent cx="6120000" cy="2754000"/>
             <wp:docPr id="3" name="Picture 3"/>
             <wp:cNvGraphicFramePr>
               <a:graphicFrameLocks noChangeAspect="1"/>
@@ -12361,7 +12351,7 @@
               <a:graphicData uri="http://schemas.openxmlformats.org/drawingml/2006/picture">
                 <pic:pic>
                   <pic:nvPicPr>
-                    <pic:cNvPr id="0" name="scaling_bw.png"/>
+                    <pic:cNvPr id="0" name="scaling_chart_detailed.png"/>
                     <pic:cNvPicPr/>
                   </pic:nvPicPr>
                   <pic:blipFill>
@@ -12373,7 +12363,7 @@
                   <pic:spPr>
                     <a:xfrm>
                       <a:off x="0" y="0"/>
-                      <a:ext cx="6120000" cy="2371328"/>
+                      <a:ext cx="6120000" cy="2754000"/>
                     </a:xfrm>
                     <a:prstGeom prst="rect"/>
                   </pic:spPr>
@@ -12397,374 +12387,8 @@
           <w:color w:val="000000"/>
           <w:sz w:val="18"/>
         </w:rPr>
-        <w:t>Figure 3. Measured end to end analysis time against input size.</w:t>
+        <w:t>Figure 3. Measured end to end analysis time against input size, with the measurement table and verification notes.</w:t>
       </w:r>
-    </w:p>
-    <w:tbl>
-      <w:tblPr>
-        <w:tblW w:type="auto" w:w="0"/>
-        <w:jc w:val="center"/>
-        <w:tblLayout w:type="fixed"/>
-        <w:tblLook w:firstColumn="1" w:firstRow="1" w:lastColumn="0" w:lastRow="0" w:noHBand="0" w:noVBand="1" w:val="04A0"/>
-        <w:tblBorders>
-          <w:top w:val="single" w:sz="8" w:space="0" w:color="000000"/>
-          <w:left w:val="single" w:sz="8" w:space="0" w:color="000000"/>
-          <w:bottom w:val="single" w:sz="8" w:space="0" w:color="000000"/>
-          <w:right w:val="single" w:sz="8" w:space="0" w:color="000000"/>
-          <w:insideH w:val="single" w:sz="8" w:space="0" w:color="000000"/>
-          <w:insideV w:val="single" w:sz="8" w:space="0" w:color="000000"/>
-        </w:tblBorders>
-      </w:tblPr>
-      <w:tblGrid>
-        <w:gridCol w:w="3213"/>
-        <w:gridCol w:w="3213"/>
-        <w:gridCol w:w="3213"/>
-      </w:tblGrid>
-      <w:tr>
-        <w:tc>
-          <w:tcPr>
-            <w:tcW w:type="dxa" w:w="3402"/>
-            <w:shd w:val="clear" w:color="auto" w:fill="FFFFFF"/>
-          </w:tcPr>
-          <w:p>
-            <w:pPr>
-              <w:spacing w:after="40" w:before="40" w:line="252" w:lineRule="auto"/>
-            </w:pPr>
-            <w:r/>
-            <w:r>
-              <w:rPr>
-                <w:rFonts w:ascii="Calibri" w:hAnsi="Calibri" w:eastAsia="Calibri"/>
-                <w:b/>
-                <w:i w:val="0"/>
-                <w:color w:val="000000"/>
-                <w:sz w:val="19"/>
-              </w:rPr>
-              <w:t>Events in one request</w:t>
-            </w:r>
-          </w:p>
-        </w:tc>
-        <w:tc>
-          <w:tcPr>
-            <w:tcW w:type="dxa" w:w="3118"/>
-            <w:shd w:val="clear" w:color="auto" w:fill="FFFFFF"/>
-          </w:tcPr>
-          <w:p>
-            <w:pPr>
-              <w:spacing w:after="40" w:before="40" w:line="252" w:lineRule="auto"/>
-            </w:pPr>
-            <w:r/>
-            <w:r>
-              <w:rPr>
-                <w:rFonts w:ascii="Calibri" w:hAnsi="Calibri" w:eastAsia="Calibri"/>
-                <w:b/>
-                <w:i w:val="0"/>
-                <w:color w:val="000000"/>
-                <w:sz w:val="19"/>
-              </w:rPr>
-              <w:t>End to end time</w:t>
-            </w:r>
-          </w:p>
-        </w:tc>
-        <w:tc>
-          <w:tcPr>
-            <w:tcW w:type="dxa" w:w="3118"/>
-            <w:shd w:val="clear" w:color="auto" w:fill="FFFFFF"/>
-          </w:tcPr>
-          <w:p>
-            <w:pPr>
-              <w:spacing w:after="40" w:before="40" w:line="252" w:lineRule="auto"/>
-            </w:pPr>
-            <w:r/>
-            <w:r>
-              <w:rPr>
-                <w:rFonts w:ascii="Calibri" w:hAnsi="Calibri" w:eastAsia="Calibri"/>
-                <w:b/>
-                <w:i w:val="0"/>
-                <w:color w:val="000000"/>
-                <w:sz w:val="19"/>
-              </w:rPr>
-              <w:t>Alerts raised</w:t>
-            </w:r>
-          </w:p>
-        </w:tc>
-      </w:tr>
-      <w:tr>
-        <w:tc>
-          <w:tcPr>
-            <w:tcW w:type="dxa" w:w="3402"/>
-            <w:shd w:val="clear" w:color="auto" w:fill="FFFFFF"/>
-          </w:tcPr>
-          <w:p>
-            <w:pPr>
-              <w:spacing w:after="40" w:before="40" w:line="252" w:lineRule="auto"/>
-            </w:pPr>
-            <w:r/>
-            <w:r>
-              <w:rPr>
-                <w:rFonts w:ascii="Calibri" w:hAnsi="Calibri" w:eastAsia="Calibri"/>
-                <w:b w:val="0"/>
-                <w:i w:val="0"/>
-                <w:color w:val="000000"/>
-                <w:sz w:val="19"/>
-              </w:rPr>
-              <w:t>2,732</w:t>
-            </w:r>
-          </w:p>
-        </w:tc>
-        <w:tc>
-          <w:tcPr>
-            <w:tcW w:type="dxa" w:w="3118"/>
-            <w:shd w:val="clear" w:color="auto" w:fill="FFFFFF"/>
-          </w:tcPr>
-          <w:p>
-            <w:pPr>
-              <w:spacing w:after="40" w:before="40" w:line="252" w:lineRule="auto"/>
-            </w:pPr>
-            <w:r/>
-            <w:r>
-              <w:rPr>
-                <w:rFonts w:ascii="Calibri" w:hAnsi="Calibri" w:eastAsia="Calibri"/>
-                <w:b w:val="0"/>
-                <w:i w:val="0"/>
-                <w:color w:val="000000"/>
-                <w:sz w:val="19"/>
-              </w:rPr>
-              <w:t>0.140 seconds</w:t>
-            </w:r>
-          </w:p>
-        </w:tc>
-        <w:tc>
-          <w:tcPr>
-            <w:tcW w:type="dxa" w:w="3118"/>
-            <w:shd w:val="clear" w:color="auto" w:fill="FFFFFF"/>
-          </w:tcPr>
-          <w:p>
-            <w:pPr>
-              <w:spacing w:after="40" w:before="40" w:line="252" w:lineRule="auto"/>
-            </w:pPr>
-            <w:r/>
-            <w:r>
-              <w:rPr>
-                <w:rFonts w:ascii="Calibri" w:hAnsi="Calibri" w:eastAsia="Calibri"/>
-                <w:b w:val="0"/>
-                <w:i w:val="0"/>
-                <w:color w:val="000000"/>
-                <w:sz w:val="19"/>
-              </w:rPr>
-              <w:t>1,192</w:t>
-            </w:r>
-          </w:p>
-        </w:tc>
-      </w:tr>
-      <w:tr>
-        <w:tc>
-          <w:tcPr>
-            <w:tcW w:type="dxa" w:w="3402"/>
-            <w:shd w:val="clear" w:color="auto" w:fill="FFFFFF"/>
-          </w:tcPr>
-          <w:p>
-            <w:pPr>
-              <w:spacing w:after="40" w:before="40" w:line="252" w:lineRule="auto"/>
-            </w:pPr>
-            <w:r/>
-            <w:r>
-              <w:rPr>
-                <w:rFonts w:ascii="Calibri" w:hAnsi="Calibri" w:eastAsia="Calibri"/>
-                <w:b w:val="0"/>
-                <w:i w:val="0"/>
-                <w:color w:val="000000"/>
-                <w:sz w:val="19"/>
-              </w:rPr>
-              <w:t>10,000</w:t>
-            </w:r>
-          </w:p>
-        </w:tc>
-        <w:tc>
-          <w:tcPr>
-            <w:tcW w:type="dxa" w:w="3118"/>
-            <w:shd w:val="clear" w:color="auto" w:fill="FFFFFF"/>
-          </w:tcPr>
-          <w:p>
-            <w:pPr>
-              <w:spacing w:after="40" w:before="40" w:line="252" w:lineRule="auto"/>
-            </w:pPr>
-            <w:r/>
-            <w:r>
-              <w:rPr>
-                <w:rFonts w:ascii="Calibri" w:hAnsi="Calibri" w:eastAsia="Calibri"/>
-                <w:b w:val="0"/>
-                <w:i w:val="0"/>
-                <w:color w:val="000000"/>
-                <w:sz w:val="19"/>
-              </w:rPr>
-              <w:t>0.535 seconds</w:t>
-            </w:r>
-          </w:p>
-        </w:tc>
-        <w:tc>
-          <w:tcPr>
-            <w:tcW w:type="dxa" w:w="3118"/>
-            <w:shd w:val="clear" w:color="auto" w:fill="FFFFFF"/>
-          </w:tcPr>
-          <w:p>
-            <w:pPr>
-              <w:spacing w:after="40" w:before="40" w:line="252" w:lineRule="auto"/>
-            </w:pPr>
-            <w:r/>
-            <w:r>
-              <w:rPr>
-                <w:rFonts w:ascii="Calibri" w:hAnsi="Calibri" w:eastAsia="Calibri"/>
-                <w:b w:val="0"/>
-                <w:i w:val="0"/>
-                <w:color w:val="000000"/>
-                <w:sz w:val="19"/>
-              </w:rPr>
-              <w:t>4,202</w:t>
-            </w:r>
-          </w:p>
-        </w:tc>
-      </w:tr>
-      <w:tr>
-        <w:tc>
-          <w:tcPr>
-            <w:tcW w:type="dxa" w:w="3402"/>
-            <w:shd w:val="clear" w:color="auto" w:fill="FFFFFF"/>
-          </w:tcPr>
-          <w:p>
-            <w:pPr>
-              <w:spacing w:after="40" w:before="40" w:line="252" w:lineRule="auto"/>
-            </w:pPr>
-            <w:r/>
-            <w:r>
-              <w:rPr>
-                <w:rFonts w:ascii="Calibri" w:hAnsi="Calibri" w:eastAsia="Calibri"/>
-                <w:b w:val="0"/>
-                <w:i w:val="0"/>
-                <w:color w:val="000000"/>
-                <w:sz w:val="19"/>
-              </w:rPr>
-              <w:t>20,000</w:t>
-            </w:r>
-          </w:p>
-        </w:tc>
-        <w:tc>
-          <w:tcPr>
-            <w:tcW w:type="dxa" w:w="3118"/>
-            <w:shd w:val="clear" w:color="auto" w:fill="FFFFFF"/>
-          </w:tcPr>
-          <w:p>
-            <w:pPr>
-              <w:spacing w:after="40" w:before="40" w:line="252" w:lineRule="auto"/>
-            </w:pPr>
-            <w:r/>
-            <w:r>
-              <w:rPr>
-                <w:rFonts w:ascii="Calibri" w:hAnsi="Calibri" w:eastAsia="Calibri"/>
-                <w:b w:val="0"/>
-                <w:i w:val="0"/>
-                <w:color w:val="000000"/>
-                <w:sz w:val="19"/>
-              </w:rPr>
-              <w:t>1.021 seconds</w:t>
-            </w:r>
-          </w:p>
-        </w:tc>
-        <w:tc>
-          <w:tcPr>
-            <w:tcW w:type="dxa" w:w="3118"/>
-            <w:shd w:val="clear" w:color="auto" w:fill="FFFFFF"/>
-          </w:tcPr>
-          <w:p>
-            <w:pPr>
-              <w:spacing w:after="40" w:before="40" w:line="252" w:lineRule="auto"/>
-            </w:pPr>
-            <w:r/>
-            <w:r>
-              <w:rPr>
-                <w:rFonts w:ascii="Calibri" w:hAnsi="Calibri" w:eastAsia="Calibri"/>
-                <w:b w:val="0"/>
-                <w:i w:val="0"/>
-                <w:color w:val="000000"/>
-                <w:sz w:val="19"/>
-              </w:rPr>
-              <w:t>8,090</w:t>
-            </w:r>
-          </w:p>
-        </w:tc>
-      </w:tr>
-      <w:tr>
-        <w:tc>
-          <w:tcPr>
-            <w:tcW w:type="dxa" w:w="3402"/>
-            <w:shd w:val="clear" w:color="auto" w:fill="FFFFFF"/>
-          </w:tcPr>
-          <w:p>
-            <w:pPr>
-              <w:spacing w:after="40" w:before="40" w:line="252" w:lineRule="auto"/>
-            </w:pPr>
-            <w:r/>
-            <w:r>
-              <w:rPr>
-                <w:rFonts w:ascii="Calibri" w:hAnsi="Calibri" w:eastAsia="Calibri"/>
-                <w:b w:val="0"/>
-                <w:i w:val="0"/>
-                <w:color w:val="000000"/>
-                <w:sz w:val="19"/>
-              </w:rPr>
-              <w:t>50,000</w:t>
-            </w:r>
-          </w:p>
-        </w:tc>
-        <w:tc>
-          <w:tcPr>
-            <w:tcW w:type="dxa" w:w="3118"/>
-            <w:shd w:val="clear" w:color="auto" w:fill="FFFFFF"/>
-          </w:tcPr>
-          <w:p>
-            <w:pPr>
-              <w:spacing w:after="40" w:before="40" w:line="252" w:lineRule="auto"/>
-            </w:pPr>
-            <w:r/>
-            <w:r>
-              <w:rPr>
-                <w:rFonts w:ascii="Calibri" w:hAnsi="Calibri" w:eastAsia="Calibri"/>
-                <w:b w:val="0"/>
-                <w:i w:val="0"/>
-                <w:color w:val="000000"/>
-                <w:sz w:val="19"/>
-              </w:rPr>
-              <w:t>2.493 seconds</w:t>
-            </w:r>
-          </w:p>
-        </w:tc>
-        <w:tc>
-          <w:tcPr>
-            <w:tcW w:type="dxa" w:w="3118"/>
-            <w:shd w:val="clear" w:color="auto" w:fill="FFFFFF"/>
-          </w:tcPr>
-          <w:p>
-            <w:pPr>
-              <w:spacing w:after="40" w:before="40" w:line="252" w:lineRule="auto"/>
-            </w:pPr>
-            <w:r/>
-            <w:r>
-              <w:rPr>
-                <w:rFonts w:ascii="Calibri" w:hAnsi="Calibri" w:eastAsia="Calibri"/>
-                <w:b w:val="0"/>
-                <w:i w:val="0"/>
-                <w:color w:val="000000"/>
-                <w:sz w:val="19"/>
-              </w:rPr>
-              <w:t>20,185</w:t>
-            </w:r>
-          </w:p>
-        </w:tc>
-      </w:tr>
-    </w:tbl>
-    <w:p>
-      <w:pPr>
-        <w:spacing w:after="160" w:before="0" w:line="276" w:lineRule="auto"/>
-      </w:pPr>
     </w:p>
     <w:p>
       <w:pPr>

--- a/outputs/Resilience_Graph_AI_Submission.docx
+++ b/outputs/Resilience_Graph_AI_Submission.docx
@@ -119,8 +119,8 @@
         </w:tblBorders>
       </w:tblPr>
       <w:tblGrid>
-        <w:gridCol w:w="4819"/>
-        <w:gridCol w:w="4819"/>
+        <w:gridCol w:w="5103"/>
+        <w:gridCol w:w="5103"/>
       </w:tblGrid>
       <w:tr>
         <w:tc>
@@ -171,7 +171,7 @@
     </w:tbl>
     <w:p>
       <w:pPr>
-        <w:spacing w:after="280" w:before="0" w:line="276" w:lineRule="auto"/>
+        <w:spacing w:after="100" w:before="0" w:line="276" w:lineRule="auto"/>
       </w:pPr>
     </w:p>
     <w:p>
@@ -205,8 +205,8 @@
         </w:tblBorders>
       </w:tblPr>
       <w:tblGrid>
-        <w:gridCol w:w="4819"/>
-        <w:gridCol w:w="4819"/>
+        <w:gridCol w:w="5103"/>
+        <w:gridCol w:w="5103"/>
       </w:tblGrid>
       <w:tr>
         <w:tc>
@@ -533,12 +533,12 @@
     </w:tbl>
     <w:p>
       <w:pPr>
-        <w:spacing w:after="200" w:before="0" w:line="276" w:lineRule="auto"/>
+        <w:spacing w:after="60" w:before="0" w:line="276" w:lineRule="auto"/>
       </w:pPr>
     </w:p>
     <w:p>
       <w:pPr>
-        <w:spacing w:after="120" w:before="0" w:line="276" w:lineRule="auto"/>
+        <w:spacing w:after="80" w:before="0" w:line="276" w:lineRule="auto"/>
       </w:pPr>
       <w:r>
         <w:rPr>
@@ -559,7 +559,7 @@
     <w:p>
       <w:pPr>
         <w:keepNext/>
-        <w:spacing w:before="320" w:after="100"/>
+        <w:spacing w:before="200" w:after="60"/>
       </w:pPr>
       <w:r>
         <w:rPr>
@@ -567,7 +567,7 @@
           <w:b/>
           <w:i w:val="0"/>
           <w:color w:val="000000"/>
-          <w:sz w:val="30"/>
+          <w:sz w:val="27"/>
         </w:rPr>
         <w:t>Contents</w:t>
       </w:r>
@@ -588,8 +588,8 @@
         </w:tblBorders>
       </w:tblPr>
       <w:tblGrid>
-        <w:gridCol w:w="4819"/>
-        <w:gridCol w:w="4819"/>
+        <w:gridCol w:w="5103"/>
+        <w:gridCol w:w="5103"/>
       </w:tblGrid>
       <w:tr>
         <w:tc>
@@ -1559,14 +1559,9 @@
       </w:tr>
     </w:tbl>
     <w:p>
-      <w:r>
-        <w:br w:type="page"/>
-      </w:r>
-    </w:p>
-    <w:p>
       <w:pPr>
         <w:keepNext/>
-        <w:spacing w:before="320" w:after="100"/>
+        <w:spacing w:before="200" w:after="60"/>
       </w:pPr>
       <w:r>
         <w:rPr>
@@ -1574,14 +1569,14 @@
           <w:b/>
           <w:i w:val="0"/>
           <w:color w:val="000000"/>
-          <w:sz w:val="30"/>
+          <w:sz w:val="27"/>
         </w:rPr>
         <w:t>1. Executive summary</w:t>
       </w:r>
     </w:p>
     <w:p>
       <w:pPr>
-        <w:spacing w:after="120" w:before="0" w:line="276" w:lineRule="auto"/>
+        <w:spacing w:after="80" w:before="0" w:line="276" w:lineRule="auto"/>
       </w:pPr>
       <w:r>
         <w:rPr>
@@ -1589,14 +1584,14 @@
           <w:b w:val="0"/>
           <w:i w:val="0"/>
           <w:color w:val="000000"/>
-          <w:sz w:val="21"/>
+          <w:sz w:val="19"/>
         </w:rPr>
         <w:t>An attacker breaks into a hospital network. They do not break anything. They steal one employee's password and quietly log into machine after machine, looking for the patient database. Every one of those logins looks completely normal on its own. That is why intrusions of this kind go undetected for a global median of about ten days.</w:t>
       </w:r>
     </w:p>
     <w:p>
       <w:pPr>
-        <w:spacing w:after="120" w:before="0" w:line="276" w:lineRule="auto"/>
+        <w:spacing w:after="80" w:before="0" w:line="276" w:lineRule="auto"/>
       </w:pPr>
       <w:r>
         <w:rPr>
@@ -1604,7 +1599,7 @@
           <w:b w:val="0"/>
           <w:i w:val="0"/>
           <w:color w:val="000000"/>
-          <w:sz w:val="21"/>
+          <w:sz w:val="19"/>
         </w:rPr>
         <w:t>Resilience Graph AI reads the ordinary authentication logs an organisation already collects, and finds the story hidden across them. It does not look for known bad software. It learns what normal behaviour looks like for each account, then measures deviation from it.</w:t>
       </w:r>
@@ -1619,7 +1614,7 @@
           <w:b w:val="0"/>
           <w:i w:val="0"/>
           <w:color w:val="000000"/>
-          <w:sz w:val="21"/>
+          <w:sz w:val="19"/>
         </w:rPr>
         <w:t>On a real, labelled red team campaign the system produces the following, live, in under one fifth of a second:</w:t>
       </w:r>
@@ -1640,8 +1635,8 @@
         </w:tblBorders>
       </w:tblPr>
       <w:tblGrid>
-        <w:gridCol w:w="4819"/>
-        <w:gridCol w:w="4819"/>
+        <w:gridCol w:w="5103"/>
+        <w:gridCol w:w="5103"/>
       </w:tblGrid>
       <w:tr>
         <w:tc>
@@ -1660,7 +1655,7 @@
                 <w:b/>
                 <w:i w:val="0"/>
                 <w:color w:val="000000"/>
-                <w:sz w:val="19"/>
+                <w:sz w:val="17"/>
               </w:rPr>
               <w:t>What the system does</w:t>
             </w:r>
@@ -1682,7 +1677,7 @@
                 <w:b/>
                 <w:i w:val="0"/>
                 <w:color w:val="000000"/>
-                <w:sz w:val="19"/>
+                <w:sz w:val="17"/>
               </w:rPr>
               <w:t>Measured result</w:t>
             </w:r>
@@ -1706,7 +1701,7 @@
                 <w:b w:val="0"/>
                 <w:i w:val="0"/>
                 <w:color w:val="000000"/>
-                <w:sz w:val="19"/>
+                <w:sz w:val="17"/>
               </w:rPr>
               <w:t>Scores every authentication event and flags the anomalies</w:t>
             </w:r>
@@ -1728,7 +1723,7 @@
                 <w:b w:val="0"/>
                 <w:i w:val="0"/>
                 <w:color w:val="000000"/>
-                <w:sz w:val="19"/>
+                <w:sz w:val="17"/>
               </w:rPr>
               <w:t>2,732 events scored, 1,192 flagged</w:t>
             </w:r>
@@ -1752,7 +1747,7 @@
                 <w:b w:val="0"/>
                 <w:i w:val="0"/>
                 <w:color w:val="000000"/>
-                <w:sz w:val="19"/>
+                <w:sz w:val="17"/>
               </w:rPr>
               <w:t>Collapses those alerts into a single narrated incident</w:t>
             </w:r>
@@ -1774,7 +1769,7 @@
                 <w:b w:val="0"/>
                 <w:i w:val="0"/>
                 <w:color w:val="000000"/>
-                <w:sz w:val="19"/>
+                <w:sz w:val="17"/>
               </w:rPr>
               <w:t>1,192 alerts become 1 incident</w:t>
             </w:r>
@@ -1798,7 +1793,7 @@
                 <w:b w:val="0"/>
                 <w:i w:val="0"/>
                 <w:color w:val="000000"/>
-                <w:sz w:val="19"/>
+                <w:sz w:val="17"/>
               </w:rPr>
               <w:t>Reconstructs the attacker's movement across the estate</w:t>
             </w:r>
@@ -1820,7 +1815,7 @@
                 <w:b w:val="0"/>
                 <w:i w:val="0"/>
                 <w:color w:val="000000"/>
-                <w:sz w:val="19"/>
+                <w:sz w:val="17"/>
               </w:rPr>
               <w:t>479 machines, 502 movements, 4 attacker controlled hosts</w:t>
             </w:r>
@@ -1844,7 +1839,7 @@
                 <w:b w:val="0"/>
                 <w:i w:val="0"/>
                 <w:color w:val="000000"/>
-                <w:sz w:val="19"/>
+                <w:sz w:val="17"/>
               </w:rPr>
               <w:t>Identifies the single best machine to isolate first</w:t>
             </w:r>
@@ -1866,7 +1861,7 @@
                 <w:b w:val="0"/>
                 <w:i w:val="0"/>
                 <w:color w:val="000000"/>
-                <w:sz w:val="19"/>
+                <w:sz w:val="17"/>
               </w:rPr>
               <w:t>Isolating 1 host severs 463 machines of exposure</w:t>
             </w:r>
@@ -1890,7 +1885,7 @@
                 <w:b w:val="0"/>
                 <w:i w:val="0"/>
                 <w:color w:val="000000"/>
-                <w:sz w:val="19"/>
+                <w:sz w:val="17"/>
               </w:rPr>
               <w:t>Detects the attack without ever seeing an attack label in training</w:t>
             </w:r>
@@ -1912,7 +1907,7 @@
                 <w:b w:val="0"/>
                 <w:i w:val="0"/>
                 <w:color w:val="000000"/>
-                <w:sz w:val="19"/>
+                <w:sz w:val="17"/>
               </w:rPr>
               <w:t>ROC-AUC 0.988 against 702 real red team events</w:t>
             </w:r>
@@ -1922,12 +1917,12 @@
     </w:tbl>
     <w:p>
       <w:pPr>
-        <w:spacing w:after="160" w:before="0" w:line="276" w:lineRule="auto"/>
+        <w:spacing w:after="40" w:before="0" w:line="276" w:lineRule="auto"/>
       </w:pPr>
     </w:p>
     <w:p>
       <w:pPr>
-        <w:spacing w:after="120" w:before="0" w:line="276" w:lineRule="auto"/>
+        <w:spacing w:after="80" w:before="0" w:line="276" w:lineRule="auto"/>
       </w:pPr>
       <w:r>
         <w:rPr>
@@ -1935,14 +1930,14 @@
           <w:b w:val="0"/>
           <w:i w:val="0"/>
           <w:color w:val="000000"/>
-          <w:sz w:val="21"/>
+          <w:sz w:val="19"/>
         </w:rPr>
         <w:t>The system additionally maps every step to the MITRE ATT&amp;CK catalogue, the industry standard naming scheme for attacker techniques, predicts the likely next technique with a real transition probability, ranks which known threat group the behaviour resembles with a written justification, and recommends containment that a human must approve before anything happens.</w:t>
       </w:r>
     </w:p>
     <w:p>
       <w:pPr>
-        <w:spacing w:after="120" w:before="0" w:line="276" w:lineRule="auto"/>
+        <w:spacing w:after="80" w:before="0" w:line="276" w:lineRule="auto"/>
       </w:pPr>
       <w:r>
         <w:rPr>
@@ -1950,7 +1945,7 @@
           <w:b w:val="0"/>
           <w:i w:val="0"/>
           <w:color w:val="000000"/>
-          <w:sz w:val="21"/>
+          <w:sz w:val="19"/>
         </w:rPr>
         <w:t>Three properties separate this from a demonstration. First, the whole pipeline runs live on any log submitted to it, including a file uploaded by a judge. Second, no number displayed anywhere in the application is hard coded; each one is computed by the analysis that is currently loaded. Third, the parts that are simulated, specifically the containment actions, are labelled as simulated everywhere they appear.</w:t>
       </w:r>
@@ -1958,7 +1953,7 @@
     <w:p>
       <w:pPr>
         <w:keepNext/>
-        <w:spacing w:before="320" w:after="100"/>
+        <w:spacing w:before="200" w:after="60"/>
       </w:pPr>
       <w:r>
         <w:rPr>
@@ -1966,7 +1961,7 @@
           <w:b/>
           <w:i w:val="0"/>
           <w:color w:val="000000"/>
-          <w:sz w:val="30"/>
+          <w:sz w:val="27"/>
         </w:rPr>
         <w:t>2. The problem</w:t>
       </w:r>
@@ -1974,7 +1969,7 @@
     <w:p>
       <w:pPr>
         <w:keepNext/>
-        <w:spacing w:before="240" w:after="100"/>
+        <w:spacing w:before="160" w:after="60"/>
       </w:pPr>
       <w:r>
         <w:rPr>
@@ -1982,7 +1977,7 @@
           <w:b/>
           <w:i w:val="0"/>
           <w:color w:val="000000"/>
-          <w:sz w:val="25"/>
+          <w:sz w:val="23"/>
         </w:rPr>
         <w:t>2.1 The Indian context</w:t>
       </w:r>
@@ -2003,9 +1998,9 @@
         </w:tblBorders>
       </w:tblPr>
       <w:tblGrid>
-        <w:gridCol w:w="3213"/>
-        <w:gridCol w:w="3213"/>
-        <w:gridCol w:w="3213"/>
+        <w:gridCol w:w="3402"/>
+        <w:gridCol w:w="3402"/>
+        <w:gridCol w:w="3402"/>
       </w:tblGrid>
       <w:tr>
         <w:tc>
@@ -2024,7 +2019,7 @@
                 <w:b/>
                 <w:i w:val="0"/>
                 <w:color w:val="000000"/>
-                <w:sz w:val="19"/>
+                <w:sz w:val="17"/>
               </w:rPr>
               <w:t>Fact</w:t>
             </w:r>
@@ -2046,7 +2041,7 @@
                 <w:b/>
                 <w:i w:val="0"/>
                 <w:color w:val="000000"/>
-                <w:sz w:val="19"/>
+                <w:sz w:val="17"/>
               </w:rPr>
               <w:t>Figure</w:t>
             </w:r>
@@ -2068,7 +2063,7 @@
                 <w:b/>
                 <w:i w:val="0"/>
                 <w:color w:val="000000"/>
-                <w:sz w:val="19"/>
+                <w:sz w:val="17"/>
               </w:rPr>
               <w:t>Source</w:t>
             </w:r>
@@ -2092,7 +2087,7 @@
                 <w:b w:val="0"/>
                 <w:i w:val="0"/>
                 <w:color w:val="000000"/>
-                <w:sz w:val="19"/>
+                <w:sz w:val="17"/>
               </w:rPr>
               <w:t>Cyber security incidents handled by CERT-In during 2023</w:t>
             </w:r>
@@ -2114,7 +2109,7 @@
                 <w:b w:val="0"/>
                 <w:i w:val="0"/>
                 <w:color w:val="000000"/>
-                <w:sz w:val="19"/>
+                <w:sz w:val="17"/>
               </w:rPr>
               <w:t>1.59 million and above</w:t>
             </w:r>
@@ -2136,7 +2131,7 @@
                 <w:b w:val="0"/>
                 <w:i w:val="0"/>
                 <w:color w:val="000000"/>
-                <w:sz w:val="19"/>
+                <w:sz w:val="17"/>
               </w:rPr>
               <w:t>CERT-In</w:t>
             </w:r>
@@ -2160,7 +2155,7 @@
                 <w:b w:val="0"/>
                 <w:i w:val="0"/>
                 <w:color w:val="000000"/>
-                <w:sz w:val="19"/>
+                <w:sz w:val="17"/>
               </w:rPr>
               <w:t>Indian government entities operating end of life IT</w:t>
             </w:r>
@@ -2182,7 +2177,7 @@
                 <w:b w:val="0"/>
                 <w:i w:val="0"/>
                 <w:color w:val="000000"/>
-                <w:sz w:val="19"/>
+                <w:sz w:val="17"/>
               </w:rPr>
               <w:t>Over 70 percent</w:t>
             </w:r>
@@ -2204,7 +2199,7 @@
                 <w:b w:val="0"/>
                 <w:i w:val="0"/>
                 <w:color w:val="000000"/>
-                <w:sz w:val="19"/>
+                <w:sz w:val="17"/>
               </w:rPr>
               <w:t>PS-7 problem brief</w:t>
             </w:r>
@@ -2228,7 +2223,7 @@
                 <w:b w:val="0"/>
                 <w:i w:val="0"/>
                 <w:color w:val="000000"/>
-                <w:sz w:val="19"/>
+                <w:sz w:val="17"/>
               </w:rPr>
               <w:t>Global median attacker dwell time</w:t>
             </w:r>
@@ -2250,7 +2245,7 @@
                 <w:b w:val="0"/>
                 <w:i w:val="0"/>
                 <w:color w:val="000000"/>
-                <w:sz w:val="19"/>
+                <w:sz w:val="17"/>
               </w:rPr>
               <w:t>About 10 days</w:t>
             </w:r>
@@ -2272,7 +2267,7 @@
                 <w:b w:val="0"/>
                 <w:i w:val="0"/>
                 <w:color w:val="000000"/>
-                <w:sz w:val="19"/>
+                <w:sz w:val="17"/>
               </w:rPr>
               <w:t>Mandiant M-Trends 2024</w:t>
             </w:r>
@@ -2282,12 +2277,12 @@
     </w:tbl>
     <w:p>
       <w:pPr>
-        <w:spacing w:after="160" w:before="0" w:line="276" w:lineRule="auto"/>
+        <w:spacing w:after="40" w:before="0" w:line="276" w:lineRule="auto"/>
       </w:pPr>
     </w:p>
     <w:p>
       <w:pPr>
-        <w:spacing w:after="120" w:before="0" w:line="276" w:lineRule="auto"/>
+        <w:spacing w:after="80" w:before="0" w:line="276" w:lineRule="auto"/>
       </w:pPr>
       <w:r>
         <w:rPr>
@@ -2295,7 +2290,7 @@
           <w:b w:val="0"/>
           <w:i w:val="0"/>
           <w:color w:val="000000"/>
-          <w:sz w:val="21"/>
+          <w:sz w:val="19"/>
         </w:rPr>
         <w:t>Two Indian precedents shaped this project directly. The ransomware attack on AIIMS Delhi in 2022 took the country's premier hospital offline for days. The breaches at the Central Board of Secondary Education affected the national school examination system. In both categories of organisation the defining constraint is the same: critical systems, legacy infrastructure, and no capacity to staff a round the clock security operations centre.</w:t>
       </w:r>
@@ -2303,7 +2298,7 @@
     <w:p>
       <w:pPr>
         <w:keepNext/>
-        <w:spacing w:before="240" w:after="100"/>
+        <w:spacing w:before="160" w:after="60"/>
       </w:pPr>
       <w:r>
         <w:rPr>
@@ -2311,7 +2306,7 @@
           <w:b/>
           <w:i w:val="0"/>
           <w:color w:val="000000"/>
-          <w:sz w:val="25"/>
+          <w:sz w:val="23"/>
         </w:rPr>
         <w:t>2.2 Why existing defences miss this class of attack</w:t>
       </w:r>
@@ -2332,9 +2327,9 @@
         </w:tblBorders>
       </w:tblPr>
       <w:tblGrid>
-        <w:gridCol w:w="3213"/>
-        <w:gridCol w:w="3213"/>
-        <w:gridCol w:w="3213"/>
+        <w:gridCol w:w="3402"/>
+        <w:gridCol w:w="3402"/>
+        <w:gridCol w:w="3402"/>
       </w:tblGrid>
       <w:tr>
         <w:tc>
@@ -2353,7 +2348,7 @@
                 <w:b/>
                 <w:i w:val="0"/>
                 <w:color w:val="000000"/>
-                <w:sz w:val="19"/>
+                <w:sz w:val="17"/>
               </w:rPr>
               <w:t>Defence</w:t>
             </w:r>
@@ -2375,7 +2370,7 @@
                 <w:b/>
                 <w:i w:val="0"/>
                 <w:color w:val="000000"/>
-                <w:sz w:val="19"/>
+                <w:sz w:val="17"/>
               </w:rPr>
               <w:t>How it works</w:t>
             </w:r>
@@ -2397,7 +2392,7 @@
                 <w:b/>
                 <w:i w:val="0"/>
                 <w:color w:val="000000"/>
-                <w:sz w:val="19"/>
+                <w:sz w:val="17"/>
               </w:rPr>
               <w:t>Why it misses a quiet credential based intrusion</w:t>
             </w:r>
@@ -2421,7 +2416,7 @@
                 <w:b w:val="0"/>
                 <w:i w:val="0"/>
                 <w:color w:val="000000"/>
-                <w:sz w:val="19"/>
+                <w:sz w:val="17"/>
               </w:rPr>
               <w:t>Antivirus and signatures</w:t>
             </w:r>
@@ -2443,7 +2438,7 @@
                 <w:b w:val="0"/>
                 <w:i w:val="0"/>
                 <w:color w:val="000000"/>
-                <w:sz w:val="19"/>
+                <w:sz w:val="17"/>
               </w:rPr>
               <w:t>Matches known bad files and patterns</w:t>
             </w:r>
@@ -2465,7 +2460,7 @@
                 <w:b w:val="0"/>
                 <w:i w:val="0"/>
                 <w:color w:val="000000"/>
-                <w:sz w:val="19"/>
+                <w:sz w:val="17"/>
               </w:rPr>
               <w:t>The attacker deploys no malware. They use valid logins.</w:t>
             </w:r>
@@ -2489,7 +2484,7 @@
                 <w:b w:val="0"/>
                 <w:i w:val="0"/>
                 <w:color w:val="000000"/>
-                <w:sz w:val="19"/>
+                <w:sz w:val="17"/>
               </w:rPr>
               <w:t>Firewall</w:t>
             </w:r>
@@ -2511,7 +2506,7 @@
                 <w:b w:val="0"/>
                 <w:i w:val="0"/>
                 <w:color w:val="000000"/>
-                <w:sz w:val="19"/>
+                <w:sz w:val="17"/>
               </w:rPr>
               <w:t>Blocks unauthorised network connections</w:t>
             </w:r>
@@ -2533,7 +2528,7 @@
                 <w:b w:val="0"/>
                 <w:i w:val="0"/>
                 <w:color w:val="000000"/>
-                <w:sz w:val="19"/>
+                <w:sz w:val="17"/>
               </w:rPr>
               <w:t>The attacker is already inside, using permitted paths.</w:t>
             </w:r>
@@ -2557,7 +2552,7 @@
                 <w:b w:val="0"/>
                 <w:i w:val="0"/>
                 <w:color w:val="000000"/>
-                <w:sz w:val="19"/>
+                <w:sz w:val="17"/>
               </w:rPr>
               <w:t>Threshold rules, for example alert on five failed logins</w:t>
             </w:r>
@@ -2579,7 +2574,7 @@
                 <w:b w:val="0"/>
                 <w:i w:val="0"/>
                 <w:color w:val="000000"/>
-                <w:sz w:val="19"/>
+                <w:sz w:val="17"/>
               </w:rPr>
               <w:t>A limit on a single counter</w:t>
             </w:r>
@@ -2601,7 +2596,7 @@
                 <w:b w:val="0"/>
                 <w:i w:val="0"/>
                 <w:color w:val="000000"/>
-                <w:sz w:val="19"/>
+                <w:sz w:val="17"/>
               </w:rPr>
               <w:t>A patient attacker simply stays under the threshold.</w:t>
             </w:r>
@@ -2625,7 +2620,7 @@
                 <w:b w:val="0"/>
                 <w:i w:val="0"/>
                 <w:color w:val="000000"/>
-                <w:sz w:val="19"/>
+                <w:sz w:val="17"/>
               </w:rPr>
               <w:t>Standard SIEM alerting</w:t>
             </w:r>
@@ -2647,7 +2642,7 @@
                 <w:b w:val="0"/>
                 <w:i w:val="0"/>
                 <w:color w:val="000000"/>
-                <w:sz w:val="19"/>
+                <w:sz w:val="17"/>
               </w:rPr>
               <w:t>Scores each event independently</w:t>
             </w:r>
@@ -2669,7 +2664,7 @@
                 <w:b w:val="0"/>
                 <w:i w:val="0"/>
                 <w:color w:val="000000"/>
-                <w:sz w:val="19"/>
+                <w:sz w:val="17"/>
               </w:rPr>
               <w:t>One intrusion becomes thousands of disconnected alerts, and the pattern across them is never assembled.</w:t>
             </w:r>
@@ -2679,13 +2674,13 @@
     </w:tbl>
     <w:p>
       <w:pPr>
-        <w:spacing w:after="160" w:before="0" w:line="276" w:lineRule="auto"/>
+        <w:spacing w:after="40" w:before="0" w:line="276" w:lineRule="auto"/>
       </w:pPr>
     </w:p>
     <w:p>
       <w:pPr>
         <w:keepNext/>
-        <w:spacing w:before="240" w:after="100"/>
+        <w:spacing w:before="160" w:after="60"/>
       </w:pPr>
       <w:r>
         <w:rPr>
@@ -2693,7 +2688,7 @@
           <w:b/>
           <w:i w:val="0"/>
           <w:color w:val="000000"/>
-          <w:sz w:val="25"/>
+          <w:sz w:val="23"/>
         </w:rPr>
         <w:t>2.3 The three failures we set out to fix</w:t>
       </w:r>
@@ -2709,7 +2704,7 @@
           <w:b/>
           <w:i w:val="0"/>
           <w:color w:val="000000"/>
-          <w:sz w:val="21"/>
+          <w:sz w:val="19"/>
         </w:rPr>
         <w:t xml:space="preserve">Signature evasion. </w:t>
       </w:r>
@@ -2719,7 +2714,7 @@
           <w:b w:val="0"/>
           <w:i w:val="0"/>
           <w:color w:val="000000"/>
-          <w:sz w:val="21"/>
+          <w:sz w:val="19"/>
         </w:rPr>
         <w:t>An attack carried out with stolen but valid credentials matches no known bad rule, because nothing about it is technically unauthorised.</w:t>
       </w:r>
@@ -2735,7 +2730,7 @@
           <w:b/>
           <w:i w:val="0"/>
           <w:color w:val="000000"/>
-          <w:sz w:val="21"/>
+          <w:sz w:val="19"/>
         </w:rPr>
         <w:t xml:space="preserve">Alert fatigue. </w:t>
       </w:r>
@@ -2745,7 +2740,7 @@
           <w:b w:val="0"/>
           <w:i w:val="0"/>
           <w:color w:val="000000"/>
-          <w:sz w:val="21"/>
+          <w:sz w:val="19"/>
         </w:rPr>
         <w:t>Because each event is scored alone, a single intrusion is presented to an analyst as thousands of separate rows. Analysts triage rows, miss the pattern, and burn out.</w:t>
       </w:r>
@@ -2761,7 +2756,7 @@
           <w:b/>
           <w:i w:val="0"/>
           <w:color w:val="000000"/>
-          <w:sz w:val="21"/>
+          <w:sz w:val="19"/>
         </w:rPr>
         <w:t xml:space="preserve">No blast radius view. </w:t>
       </w:r>
@@ -2771,14 +2766,14 @@
           <w:b w:val="0"/>
           <w:i w:val="0"/>
           <w:color w:val="000000"/>
-          <w:sz w:val="21"/>
+          <w:sz w:val="19"/>
         </w:rPr>
         <w:t>Even when one alert is investigated properly, nobody can see the path from a compromised workstation to the patient database, or answer the only question that matters during an incident: which single machine do we unplug first.</w:t>
       </w:r>
     </w:p>
     <w:p>
       <w:pPr>
-        <w:spacing w:after="120" w:before="0" w:line="276" w:lineRule="auto"/>
+        <w:spacing w:after="80" w:before="0" w:line="276" w:lineRule="auto"/>
       </w:pPr>
       <w:r>
         <w:rPr>
@@ -2786,20 +2781,15 @@
           <w:b w:val="0"/>
           <w:i w:val="0"/>
           <w:color w:val="000000"/>
-          <w:sz w:val="21"/>
+          <w:sz w:val="19"/>
         </w:rPr>
         <w:t>The insight this project rests on is that the data needed to catch these attacks already exists, in logs organisations already collect and already pay to store. The missing component is the layer that connects those records to each other. That is what we built, and it is why the system needs no new sensors, no new agents on endpoints, and no change to existing infrastructure.</w:t>
       </w:r>
     </w:p>
     <w:p>
-      <w:r>
-        <w:br w:type="page"/>
-      </w:r>
-    </w:p>
-    <w:p>
       <w:pPr>
         <w:keepNext/>
-        <w:spacing w:before="320" w:after="100"/>
+        <w:spacing w:before="200" w:after="60"/>
       </w:pPr>
       <w:r>
         <w:rPr>
@@ -2807,14 +2797,14 @@
           <w:b/>
           <w:i w:val="0"/>
           <w:color w:val="000000"/>
-          <w:sz w:val="30"/>
+          <w:sz w:val="27"/>
         </w:rPr>
         <w:t>3. Our solution</w:t>
       </w:r>
     </w:p>
     <w:p>
       <w:pPr>
-        <w:spacing w:after="120" w:before="0" w:line="276" w:lineRule="auto"/>
+        <w:spacing w:after="80" w:before="0" w:line="276" w:lineRule="auto"/>
       </w:pPr>
       <w:r>
         <w:rPr>
@@ -2822,7 +2812,7 @@
           <w:b w:val="0"/>
           <w:i w:val="0"/>
           <w:color w:val="000000"/>
-          <w:sz w:val="21"/>
+          <w:sz w:val="19"/>
         </w:rPr>
         <w:t>Resilience Graph AI is a working web application backed by two AI engines joined by a shared analysis pipeline. It accepts an authentication log, either one of the scenarios shipped with the product or a file uploaded by the user, and returns a complete incident investigation.</w:t>
       </w:r>
@@ -2843,9 +2833,9 @@
         </w:tblBorders>
       </w:tblPr>
       <w:tblGrid>
-        <w:gridCol w:w="3213"/>
-        <w:gridCol w:w="3213"/>
-        <w:gridCol w:w="3213"/>
+        <w:gridCol w:w="3402"/>
+        <w:gridCol w:w="3402"/>
+        <w:gridCol w:w="3402"/>
       </w:tblGrid>
       <w:tr>
         <w:tc>
@@ -2864,7 +2854,7 @@
                 <w:b/>
                 <w:i w:val="0"/>
                 <w:color w:val="000000"/>
-                <w:sz w:val="19"/>
+                <w:sz w:val="17"/>
               </w:rPr>
               <w:t>Capability</w:t>
             </w:r>
@@ -2886,7 +2876,7 @@
                 <w:b/>
                 <w:i w:val="0"/>
                 <w:color w:val="000000"/>
-                <w:sz w:val="19"/>
+                <w:sz w:val="17"/>
               </w:rPr>
               <w:t>What the user gets</w:t>
             </w:r>
@@ -2908,7 +2898,7 @@
                 <w:b/>
                 <w:i w:val="0"/>
                 <w:color w:val="000000"/>
-                <w:sz w:val="19"/>
+                <w:sz w:val="17"/>
               </w:rPr>
               <w:t>Status</w:t>
             </w:r>
@@ -2932,7 +2922,7 @@
                 <w:b w:val="0"/>
                 <w:i w:val="0"/>
                 <w:color w:val="000000"/>
-                <w:sz w:val="19"/>
+                <w:sz w:val="17"/>
               </w:rPr>
               <w:t>Analyse any log</w:t>
             </w:r>
@@ -2954,7 +2944,7 @@
                 <w:b w:val="0"/>
                 <w:i w:val="0"/>
                 <w:color w:val="000000"/>
-                <w:sz w:val="19"/>
+                <w:sz w:val="17"/>
               </w:rPr>
               <w:t>Select a scenario or upload a CSV. Every screen in the application re-renders on that data.</w:t>
             </w:r>
@@ -2976,7 +2966,7 @@
                 <w:b w:val="0"/>
                 <w:i w:val="0"/>
                 <w:color w:val="000000"/>
-                <w:sz w:val="19"/>
+                <w:sz w:val="17"/>
               </w:rPr>
               <w:t>Live, per request</w:t>
             </w:r>
@@ -3000,7 +2990,7 @@
                 <w:b w:val="0"/>
                 <w:i w:val="0"/>
                 <w:color w:val="000000"/>
-                <w:sz w:val="19"/>
+                <w:sz w:val="17"/>
               </w:rPr>
               <w:t>Campaign view</w:t>
             </w:r>
@@ -3022,7 +3012,7 @@
                 <w:b w:val="0"/>
                 <w:i w:val="0"/>
                 <w:color w:val="000000"/>
-                <w:sz w:val="19"/>
+                <w:sz w:val="17"/>
               </w:rPr>
               <w:t>All 104 compromised accounts presented as one campaign rather than a single victim.</w:t>
             </w:r>
@@ -3044,7 +3034,7 @@
                 <w:b w:val="0"/>
                 <w:i w:val="0"/>
                 <w:color w:val="000000"/>
-                <w:sz w:val="19"/>
+                <w:sz w:val="17"/>
               </w:rPr>
               <w:t>Live</w:t>
             </w:r>
@@ -3068,7 +3058,7 @@
                 <w:b w:val="0"/>
                 <w:i w:val="0"/>
                 <w:color w:val="000000"/>
-                <w:sz w:val="19"/>
+                <w:sz w:val="17"/>
               </w:rPr>
               <w:t>Per account investigation</w:t>
             </w:r>
@@ -3090,7 +3080,7 @@
                 <w:b w:val="0"/>
                 <w:i w:val="0"/>
                 <w:color w:val="000000"/>
-                <w:sz w:val="19"/>
+                <w:sz w:val="17"/>
               </w:rPr>
               <w:t>Open any account to get its own scoped incident, graph and report.</w:t>
             </w:r>
@@ -3112,7 +3102,7 @@
                 <w:b w:val="0"/>
                 <w:i w:val="0"/>
                 <w:color w:val="000000"/>
-                <w:sz w:val="19"/>
+                <w:sz w:val="17"/>
               </w:rPr>
               <w:t>Live</w:t>
             </w:r>
@@ -3136,7 +3126,7 @@
                 <w:b w:val="0"/>
                 <w:i w:val="0"/>
                 <w:color w:val="000000"/>
-                <w:sz w:val="19"/>
+                <w:sz w:val="17"/>
               </w:rPr>
               <w:t>Attack path graph</w:t>
             </w:r>
@@ -3158,7 +3148,7 @@
                 <w:b w:val="0"/>
                 <w:i w:val="0"/>
                 <w:color w:val="000000"/>
-                <w:sz w:val="19"/>
+                <w:sz w:val="17"/>
               </w:rPr>
               <w:t>Click any machine to see every authentication involving it, and the blast radius across all attacker footholds.</w:t>
             </w:r>
@@ -3180,7 +3170,7 @@
                 <w:b w:val="0"/>
                 <w:i w:val="0"/>
                 <w:color w:val="000000"/>
-                <w:sz w:val="19"/>
+                <w:sz w:val="17"/>
               </w:rPr>
               <w:t>Live</w:t>
             </w:r>
@@ -3204,7 +3194,7 @@
                 <w:b w:val="0"/>
                 <w:i w:val="0"/>
                 <w:color w:val="000000"/>
-                <w:sz w:val="19"/>
+                <w:sz w:val="17"/>
               </w:rPr>
               <w:t>Single event scoring</w:t>
             </w:r>
@@ -3226,7 +3216,7 @@
                 <w:b w:val="0"/>
                 <w:i w:val="0"/>
                 <w:color w:val="000000"/>
-                <w:sz w:val="19"/>
+                <w:sz w:val="17"/>
               </w:rPr>
               <w:t>Score one authentication event on demand using the real trained model.</w:t>
             </w:r>
@@ -3248,7 +3238,7 @@
                 <w:b w:val="0"/>
                 <w:i w:val="0"/>
                 <w:color w:val="000000"/>
-                <w:sz w:val="19"/>
+                <w:sz w:val="17"/>
               </w:rPr>
               <w:t>Live</w:t>
             </w:r>
@@ -3272,7 +3262,7 @@
                 <w:b w:val="0"/>
                 <w:i w:val="0"/>
                 <w:color w:val="000000"/>
-                <w:sz w:val="19"/>
+                <w:sz w:val="17"/>
               </w:rPr>
               <w:t>Next technique prediction</w:t>
             </w:r>
@@ -3294,7 +3284,7 @@
                 <w:b w:val="0"/>
                 <w:i w:val="0"/>
                 <w:color w:val="000000"/>
-                <w:sz w:val="19"/>
+                <w:sz w:val="17"/>
               </w:rPr>
               <w:t>A ranked next move with a genuine transition probability.</w:t>
             </w:r>
@@ -3316,7 +3306,7 @@
                 <w:b w:val="0"/>
                 <w:i w:val="0"/>
                 <w:color w:val="000000"/>
-                <w:sz w:val="19"/>
+                <w:sz w:val="17"/>
               </w:rPr>
               <w:t>Live</w:t>
             </w:r>
@@ -3340,7 +3330,7 @@
                 <w:b w:val="0"/>
                 <w:i w:val="0"/>
                 <w:color w:val="000000"/>
-                <w:sz w:val="19"/>
+                <w:sz w:val="17"/>
               </w:rPr>
               <w:t>Threat group attribution</w:t>
             </w:r>
@@ -3362,7 +3352,7 @@
                 <w:b w:val="0"/>
                 <w:i w:val="0"/>
                 <w:color w:val="000000"/>
-                <w:sz w:val="19"/>
+                <w:sz w:val="17"/>
               </w:rPr>
               <w:t>A ranked MITRE group with an auditable written justification.</w:t>
             </w:r>
@@ -3384,7 +3374,7 @@
                 <w:b w:val="0"/>
                 <w:i w:val="0"/>
                 <w:color w:val="000000"/>
-                <w:sz w:val="19"/>
+                <w:sz w:val="17"/>
               </w:rPr>
               <w:t>Live, transparent retrieval</w:t>
             </w:r>
@@ -3408,7 +3398,7 @@
                 <w:b w:val="0"/>
                 <w:i w:val="0"/>
                 <w:color w:val="000000"/>
-                <w:sz w:val="19"/>
+                <w:sz w:val="17"/>
               </w:rPr>
               <w:t>Threat Radar</w:t>
             </w:r>
@@ -3430,7 +3420,7 @@
                 <w:b w:val="0"/>
                 <w:i w:val="0"/>
                 <w:color w:val="000000"/>
-                <w:sz w:val="19"/>
+                <w:sz w:val="17"/>
               </w:rPr>
               <w:t>External threat intelligence, India first, mapped to ATT&amp;CK and cross referenced against the current incident.</w:t>
             </w:r>
@@ -3452,7 +3442,7 @@
                 <w:b w:val="0"/>
                 <w:i w:val="0"/>
                 <w:color w:val="000000"/>
-                <w:sz w:val="19"/>
+                <w:sz w:val="17"/>
               </w:rPr>
               <w:t>Live feeds</w:t>
             </w:r>
@@ -3476,7 +3466,7 @@
                 <w:b w:val="0"/>
                 <w:i w:val="0"/>
                 <w:color w:val="000000"/>
-                <w:sz w:val="19"/>
+                <w:sz w:val="17"/>
               </w:rPr>
               <w:t>Audit ready report</w:t>
             </w:r>
@@ -3498,7 +3488,7 @@
                 <w:b w:val="0"/>
                 <w:i w:val="0"/>
                 <w:color w:val="000000"/>
-                <w:sz w:val="19"/>
+                <w:sz w:val="17"/>
               </w:rPr>
               <w:t>A printable incident report suitable for compliance records.</w:t>
             </w:r>
@@ -3520,7 +3510,7 @@
                 <w:b w:val="0"/>
                 <w:i w:val="0"/>
                 <w:color w:val="000000"/>
-                <w:sz w:val="19"/>
+                <w:sz w:val="17"/>
               </w:rPr>
               <w:t>Live</w:t>
             </w:r>
@@ -3544,7 +3534,7 @@
                 <w:b w:val="0"/>
                 <w:i w:val="0"/>
                 <w:color w:val="000000"/>
-                <w:sz w:val="19"/>
+                <w:sz w:val="17"/>
               </w:rPr>
               <w:t>Guided containment</w:t>
             </w:r>
@@ -3566,7 +3556,7 @@
                 <w:b w:val="0"/>
                 <w:i w:val="0"/>
                 <w:color w:val="000000"/>
-                <w:sz w:val="19"/>
+                <w:sz w:val="17"/>
               </w:rPr>
               <w:t>Recommended response steps. Anything touching a critical asset requires human approval.</w:t>
             </w:r>
@@ -3588,7 +3578,7 @@
                 <w:b w:val="0"/>
                 <w:i w:val="0"/>
                 <w:color w:val="000000"/>
-                <w:sz w:val="19"/>
+                <w:sz w:val="17"/>
               </w:rPr>
               <w:t>Simulated by design</w:t>
             </w:r>
@@ -3598,12 +3588,12 @@
     </w:tbl>
     <w:p>
       <w:pPr>
-        <w:spacing w:after="160" w:before="0" w:line="276" w:lineRule="auto"/>
+        <w:spacing w:after="40" w:before="0" w:line="276" w:lineRule="auto"/>
       </w:pPr>
     </w:p>
     <w:p>
       <w:pPr>
-        <w:spacing w:after="120" w:before="0" w:line="276" w:lineRule="auto"/>
+        <w:spacing w:after="80" w:before="0" w:line="276" w:lineRule="auto"/>
       </w:pPr>
       <w:r>
         <w:rPr>
@@ -3611,7 +3601,7 @@
           <w:b w:val="0"/>
           <w:i w:val="0"/>
           <w:color w:val="000000"/>
-          <w:sz w:val="21"/>
+          <w:sz w:val="19"/>
         </w:rPr>
         <w:t>The final row is deliberate. There is no live production network attached to this system, so no containment action is actually executed. Every such action is labelled as simulated in the interface. We consider stating this plainly to be part of the engineering, not a caveat to it.</w:t>
       </w:r>
@@ -3619,7 +3609,7 @@
     <w:p>
       <w:pPr>
         <w:keepNext/>
-        <w:spacing w:before="320" w:after="100"/>
+        <w:spacing w:before="200" w:after="60"/>
       </w:pPr>
       <w:r>
         <w:rPr>
@@ -3627,14 +3617,14 @@
           <w:b/>
           <w:i w:val="0"/>
           <w:color w:val="000000"/>
-          <w:sz w:val="30"/>
+          <w:sz w:val="27"/>
         </w:rPr>
         <w:t>4. How the system works, end to end</w:t>
       </w:r>
     </w:p>
     <w:p>
       <w:pPr>
-        <w:spacing w:after="120" w:before="0" w:line="276" w:lineRule="auto"/>
+        <w:spacing w:after="80" w:before="0" w:line="276" w:lineRule="auto"/>
       </w:pPr>
       <w:r>
         <w:rPr>
@@ -3642,7 +3632,7 @@
           <w:b w:val="0"/>
           <w:i w:val="0"/>
           <w:color w:val="000000"/>
-          <w:sz w:val="21"/>
+          <w:sz w:val="19"/>
         </w:rPr>
         <w:t>The analysis is a single function call that executes seven stages in order. Stages one and two are Engine 1, which finds the anomalies. Stages three to six are the shared spine, which turns those anomalies into an incident a human can act on. Stage seven is Engine 2, which looks forward and outward.</w:t>
       </w:r>
@@ -3655,7 +3645,7 @@
       <w:r>
         <w:drawing>
           <wp:inline xmlns:a="http://schemas.openxmlformats.org/drawingml/2006/main" xmlns:pic="http://schemas.openxmlformats.org/drawingml/2006/picture">
-            <wp:extent cx="6120000" cy="4590000"/>
+            <wp:extent cx="6480000" cy="4860000"/>
             <wp:docPr id="1" name="Picture 1"/>
             <wp:cNvGraphicFramePr>
               <a:graphicFrameLocks noChangeAspect="1"/>
@@ -3676,7 +3666,7 @@
                   <pic:spPr>
                     <a:xfrm>
                       <a:off x="0" y="0"/>
-                      <a:ext cx="6120000" cy="4590000"/>
+                      <a:ext cx="6480000" cy="4860000"/>
                     </a:xfrm>
                     <a:prstGeom prst="rect"/>
                   </pic:spPr>
@@ -3689,7 +3679,7 @@
     </w:p>
     <w:p>
       <w:pPr>
-        <w:spacing w:after="200" w:before="0" w:line="276" w:lineRule="auto"/>
+        <w:spacing w:after="120" w:before="0" w:line="276" w:lineRule="auto"/>
         <w:jc w:val="center"/>
       </w:pPr>
       <w:r>
@@ -3698,20 +3688,15 @@
           <w:b w:val="0"/>
           <w:i/>
           <w:color w:val="000000"/>
-          <w:sz w:val="18"/>
+          <w:sz w:val="16"/>
         </w:rPr>
         <w:t>Figure 1. The seven stage analysis pipeline. Every stage executes on each request.</w:t>
       </w:r>
     </w:p>
     <w:p>
-      <w:r>
-        <w:br w:type="page"/>
-      </w:r>
-    </w:p>
-    <w:p>
       <w:pPr>
         <w:keepNext/>
-        <w:spacing w:before="320" w:after="100"/>
+        <w:spacing w:before="200" w:after="60"/>
       </w:pPr>
       <w:r>
         <w:rPr>
@@ -3719,14 +3704,14 @@
           <w:b/>
           <w:i w:val="0"/>
           <w:color w:val="000000"/>
-          <w:sz w:val="30"/>
+          <w:sz w:val="27"/>
         </w:rPr>
         <w:t>5. System architecture</w:t>
       </w:r>
     </w:p>
     <w:p>
       <w:pPr>
-        <w:spacing w:after="120" w:before="0" w:line="276" w:lineRule="auto"/>
+        <w:spacing w:after="80" w:before="0" w:line="276" w:lineRule="auto"/>
       </w:pPr>
       <w:r>
         <w:rPr>
@@ -3734,7 +3719,7 @@
           <w:b w:val="0"/>
           <w:i w:val="0"/>
           <w:color w:val="000000"/>
-          <w:sz w:val="21"/>
+          <w:sz w:val="19"/>
         </w:rPr>
         <w:t>The application is one repository and deploys as one container. The frontend is a React single page application. The backend is FastAPI, which serves both the programming interface and, in production, the built frontend from the same origin. The analysis spine sits behind the live endpoints. Trained models and lookup tables are loaded once at start up.</w:t>
       </w:r>
@@ -3756,7 +3741,7 @@
               <a:graphicData uri="http://schemas.openxmlformats.org/drawingml/2006/picture">
                 <pic:pic>
                   <pic:nvPicPr>
-                    <pic:cNvPr id="0" name="technical_architecture_final.png"/>
+                    <pic:cNvPr id="0" name="architecture_mono.png"/>
                     <pic:cNvPicPr/>
                   </pic:nvPicPr>
                   <pic:blipFill>
@@ -3781,7 +3766,7 @@
     </w:p>
     <w:p>
       <w:pPr>
-        <w:spacing w:after="200" w:before="0" w:line="276" w:lineRule="auto"/>
+        <w:spacing w:after="120" w:before="0" w:line="276" w:lineRule="auto"/>
         <w:jc w:val="center"/>
       </w:pPr>
       <w:r>
@@ -3790,7 +3775,7 @@
           <w:b w:val="0"/>
           <w:i/>
           <w:color w:val="000000"/>
-          <w:sz w:val="18"/>
+          <w:sz w:val="16"/>
         </w:rPr>
         <w:t>Figure 2. Technical architecture. Inputs, the single container runtime across four planes, and the outcomes delivered to a security team. A full resolution copy is in the repository at reports/technical_architecture_final.png.</w:t>
       </w:r>
@@ -3798,7 +3783,7 @@
     <w:p>
       <w:pPr>
         <w:keepNext/>
-        <w:spacing w:before="240" w:after="100"/>
+        <w:spacing w:before="160" w:after="60"/>
       </w:pPr>
       <w:r>
         <w:rPr>
@@ -3806,7 +3791,7 @@
           <w:b/>
           <w:i w:val="0"/>
           <w:color w:val="000000"/>
-          <w:sz w:val="25"/>
+          <w:sz w:val="23"/>
         </w:rPr>
         <w:t>5.1 The programming interface</w:t>
       </w:r>
@@ -3827,9 +3812,9 @@
         </w:tblBorders>
       </w:tblPr>
       <w:tblGrid>
-        <w:gridCol w:w="3213"/>
-        <w:gridCol w:w="3213"/>
-        <w:gridCol w:w="3213"/>
+        <w:gridCol w:w="3402"/>
+        <w:gridCol w:w="3402"/>
+        <w:gridCol w:w="3402"/>
       </w:tblGrid>
       <w:tr>
         <w:tc>
@@ -4310,12 +4295,12 @@
     </w:tbl>
     <w:p>
       <w:pPr>
-        <w:spacing w:after="160" w:before="0" w:line="276" w:lineRule="auto"/>
+        <w:spacing w:after="40" w:before="0" w:line="276" w:lineRule="auto"/>
       </w:pPr>
     </w:p>
     <w:p>
       <w:pPr>
-        <w:spacing w:after="120" w:before="0" w:line="276" w:lineRule="auto"/>
+        <w:spacing w:after="80" w:before="0" w:line="276" w:lineRule="auto"/>
       </w:pPr>
       <w:r>
         <w:rPr>
@@ -4323,7 +4308,7 @@
           <w:b w:val="0"/>
           <w:i w:val="0"/>
           <w:color w:val="000000"/>
-          <w:sz w:val="21"/>
+          <w:sz w:val="19"/>
         </w:rPr>
         <w:t>The last two rows matter for a specific reason. There is no separate mock data path in this system. The sample content that loads before a user runs their own analysis was generated by running the real pipeline over a real log and saving the result. A demonstration path that could quietly diverge from the real one does not exist, because it was never built.</w:t>
       </w:r>
@@ -4331,7 +4316,7 @@
     <w:p>
       <w:pPr>
         <w:keepNext/>
-        <w:spacing w:before="240" w:after="100"/>
+        <w:spacing w:before="160" w:after="60"/>
       </w:pPr>
       <w:r>
         <w:rPr>
@@ -4339,7 +4324,7 @@
           <w:b/>
           <w:i w:val="0"/>
           <w:color w:val="000000"/>
-          <w:sz w:val="25"/>
+          <w:sz w:val="23"/>
         </w:rPr>
         <w:t>5.2 Deployment topology</w:t>
       </w:r>
@@ -4360,8 +4345,8 @@
         </w:tblBorders>
       </w:tblPr>
       <w:tblGrid>
-        <w:gridCol w:w="4819"/>
-        <w:gridCol w:w="4819"/>
+        <w:gridCol w:w="5103"/>
+        <w:gridCol w:w="5103"/>
       </w:tblGrid>
       <w:tr>
         <w:tc>
@@ -4380,7 +4365,7 @@
                 <w:b/>
                 <w:i w:val="0"/>
                 <w:color w:val="000000"/>
-                <w:sz w:val="19"/>
+                <w:sz w:val="17"/>
               </w:rPr>
               <w:t>Environment</w:t>
             </w:r>
@@ -4402,7 +4387,7 @@
                 <w:b/>
                 <w:i w:val="0"/>
                 <w:color w:val="000000"/>
-                <w:sz w:val="19"/>
+                <w:sz w:val="17"/>
               </w:rPr>
               <w:t>Topology</w:t>
             </w:r>
@@ -4426,7 +4411,7 @@
                 <w:b w:val="0"/>
                 <w:i w:val="0"/>
                 <w:color w:val="000000"/>
-                <w:sz w:val="19"/>
+                <w:sz w:val="17"/>
               </w:rPr>
               <w:t>Local development</w:t>
             </w:r>
@@ -4448,7 +4433,7 @@
                 <w:b w:val="0"/>
                 <w:i w:val="0"/>
                 <w:color w:val="000000"/>
-                <w:sz w:val="19"/>
+                <w:sz w:val="17"/>
               </w:rPr>
               <w:t>Two processes. The backend runs on port 8000, the frontend development server on port 5173 and proxies interface calls to it.</w:t>
             </w:r>
@@ -4472,7 +4457,7 @@
                 <w:b w:val="0"/>
                 <w:i w:val="0"/>
                 <w:color w:val="000000"/>
-                <w:sz w:val="19"/>
+                <w:sz w:val="17"/>
               </w:rPr>
               <w:t>Production</w:t>
             </w:r>
@@ -4494,7 +4479,7 @@
                 <w:b w:val="0"/>
                 <w:i w:val="0"/>
                 <w:color w:val="000000"/>
-                <w:sz w:val="19"/>
+                <w:sz w:val="17"/>
               </w:rPr>
               <w:t>One Docker container built in two stages. A Node stage builds the frontend, a slim Python stage serves the interface and the built frontend from a single origin, so no cross origin configuration is required. Hosted on Render.</w:t>
             </w:r>
@@ -4518,7 +4503,7 @@
                 <w:b w:val="0"/>
                 <w:i w:val="0"/>
                 <w:color w:val="000000"/>
-                <w:sz w:val="19"/>
+                <w:sz w:val="17"/>
               </w:rPr>
               <w:t>Runtime requirements</w:t>
             </w:r>
@@ -4540,7 +4525,7 @@
                 <w:b w:val="0"/>
                 <w:i w:val="0"/>
                 <w:color w:val="000000"/>
-                <w:sz w:val="19"/>
+                <w:sz w:val="17"/>
               </w:rPr>
               <w:t>No GPU. The deep learning framework is not installed in the deployed image at all. Sentence embeddings ship as a precomputed file.</w:t>
             </w:r>
@@ -4564,7 +4549,7 @@
                 <w:b w:val="0"/>
                 <w:i w:val="0"/>
                 <w:color w:val="000000"/>
-                <w:sz w:val="19"/>
+                <w:sz w:val="17"/>
               </w:rPr>
               <w:t>Cold start from a clone</w:t>
             </w:r>
@@ -4586,7 +4571,7 @@
                 <w:b w:val="0"/>
                 <w:i w:val="0"/>
                 <w:color w:val="000000"/>
-                <w:sz w:val="19"/>
+                <w:sz w:val="17"/>
               </w:rPr>
               <w:t>Trained models, ATT&amp;CK lookups, embeddings, demonstration scenarios and the sample cache are all committed, so the application runs from a fresh clone with no dataset download.</w:t>
             </w:r>
@@ -4595,14 +4580,9 @@
       </w:tr>
     </w:tbl>
     <w:p>
-      <w:r>
-        <w:br w:type="page"/>
-      </w:r>
-    </w:p>
-    <w:p>
       <w:pPr>
         <w:keepNext/>
-        <w:spacing w:before="320" w:after="100"/>
+        <w:spacing w:before="200" w:after="60"/>
       </w:pPr>
       <w:r>
         <w:rPr>
@@ -4610,7 +4590,7 @@
           <w:b/>
           <w:i w:val="0"/>
           <w:color w:val="000000"/>
-          <w:sz w:val="30"/>
+          <w:sz w:val="27"/>
         </w:rPr>
         <w:t>6. Engine 1: behavioural detection</w:t>
       </w:r>
@@ -4618,7 +4598,7 @@
     <w:p>
       <w:pPr>
         <w:keepNext/>
-        <w:spacing w:before="240" w:after="100"/>
+        <w:spacing w:before="160" w:after="60"/>
       </w:pPr>
       <w:r>
         <w:rPr>
@@ -4626,14 +4606,14 @@
           <w:b/>
           <w:i w:val="0"/>
           <w:color w:val="000000"/>
-          <w:sz w:val="25"/>
+          <w:sz w:val="23"/>
         </w:rPr>
         <w:t>6.1 The idea</w:t>
       </w:r>
     </w:p>
     <w:p>
       <w:pPr>
-        <w:spacing w:after="120" w:before="0" w:line="276" w:lineRule="auto"/>
+        <w:spacing w:after="80" w:before="0" w:line="276" w:lineRule="auto"/>
       </w:pPr>
       <w:r>
         <w:rPr>
@@ -4641,14 +4621,14 @@
           <w:b w:val="0"/>
           <w:i w:val="0"/>
           <w:color w:val="000000"/>
-          <w:sz w:val="21"/>
+          <w:sz w:val="19"/>
         </w:rPr>
         <w:t>We never tell the model what an attack looks like. We show it a large volume of normal behaviour and ask a single question of each new event: how unusual is this. This is the only approach that can catch an attack nobody has catalogued yet, because it does not require the attack to have been seen before.</w:t>
       </w:r>
     </w:p>
     <w:p>
       <w:pPr>
-        <w:spacing w:after="120" w:before="0" w:line="276" w:lineRule="auto"/>
+        <w:spacing w:after="80" w:before="0" w:line="276" w:lineRule="auto"/>
       </w:pPr>
       <w:r>
         <w:rPr>
@@ -4656,7 +4636,7 @@
           <w:b w:val="0"/>
           <w:i w:val="0"/>
           <w:color w:val="000000"/>
-          <w:sz w:val="21"/>
+          <w:sz w:val="19"/>
         </w:rPr>
         <w:t>The difficulty is choosing what to measure. Raw log fields such as a user name or a machine name are useless to a model, because they are arbitrary identifiers. So we compute behavioural features that describe how a person moves through a network, and we compute them chronologically, per account.</w:t>
       </w:r>
@@ -4664,7 +4644,7 @@
     <w:p>
       <w:pPr>
         <w:keepNext/>
-        <w:spacing w:before="240" w:after="100"/>
+        <w:spacing w:before="160" w:after="60"/>
       </w:pPr>
       <w:r>
         <w:rPr>
@@ -4672,7 +4652,7 @@
           <w:b/>
           <w:i w:val="0"/>
           <w:color w:val="000000"/>
-          <w:sz w:val="25"/>
+          <w:sz w:val="23"/>
         </w:rPr>
         <w:t>6.2 The seven behavioural features</w:t>
       </w:r>
@@ -4693,9 +4673,9 @@
         </w:tblBorders>
       </w:tblPr>
       <w:tblGrid>
-        <w:gridCol w:w="3213"/>
-        <w:gridCol w:w="3213"/>
-        <w:gridCol w:w="3213"/>
+        <w:gridCol w:w="3402"/>
+        <w:gridCol w:w="3402"/>
+        <w:gridCol w:w="3402"/>
       </w:tblGrid>
       <w:tr>
         <w:tc>
@@ -5244,7 +5224,7 @@
     </w:tbl>
     <w:p>
       <w:pPr>
-        <w:spacing w:after="160" w:before="0" w:line="276" w:lineRule="auto"/>
+        <w:spacing w:after="40" w:before="0" w:line="276" w:lineRule="auto"/>
       </w:pPr>
     </w:p>
     <w:p>
@@ -5257,7 +5237,7 @@
           <w:b w:val="0"/>
           <w:i w:val="0"/>
           <w:color w:val="000000"/>
-          <w:sz w:val="21"/>
+          <w:sz w:val="19"/>
         </w:rPr>
         <w:t>These are not chosen by intuition alone. Measured on the real labelled data, the separation between benign and attacker behaviour is as follows.</w:t>
       </w:r>
@@ -5278,10 +5258,10 @@
         </w:tblBorders>
       </w:tblPr>
       <w:tblGrid>
-        <w:gridCol w:w="2409"/>
-        <w:gridCol w:w="2409"/>
-        <w:gridCol w:w="2409"/>
-        <w:gridCol w:w="2409"/>
+        <w:gridCol w:w="2551"/>
+        <w:gridCol w:w="2551"/>
+        <w:gridCol w:w="2551"/>
+        <w:gridCol w:w="2551"/>
       </w:tblGrid>
       <w:tr>
         <w:tc>
@@ -5826,12 +5806,12 @@
     </w:tbl>
     <w:p>
       <w:pPr>
-        <w:spacing w:after="160" w:before="0" w:line="276" w:lineRule="auto"/>
+        <w:spacing w:after="40" w:before="0" w:line="276" w:lineRule="auto"/>
       </w:pPr>
     </w:p>
     <w:p>
       <w:pPr>
-        <w:spacing w:after="120" w:before="0" w:line="276" w:lineRule="auto"/>
+        <w:spacing w:after="80" w:before="0" w:line="276" w:lineRule="auto"/>
       </w:pPr>
       <w:r>
         <w:rPr>
@@ -5839,7 +5819,7 @@
           <w:b w:val="0"/>
           <w:i w:val="0"/>
           <w:color w:val="000000"/>
-          <w:sz w:val="21"/>
+          <w:sz w:val="19"/>
         </w:rPr>
         <w:t>An attacker is 13.8 times more likely to touch a machine that the account they stole has never visited. That single behavioural fact carries most of the detection.</w:t>
       </w:r>
@@ -5847,7 +5827,7 @@
     <w:p>
       <w:pPr>
         <w:keepNext/>
-        <w:spacing w:before="240" w:after="100"/>
+        <w:spacing w:before="160" w:after="60"/>
       </w:pPr>
       <w:r>
         <w:rPr>
@@ -5855,14 +5835,14 @@
           <w:b/>
           <w:i w:val="0"/>
           <w:color w:val="000000"/>
-          <w:sz w:val="25"/>
+          <w:sz w:val="23"/>
         </w:rPr>
         <w:t>6.3 The model and its exact configuration</w:t>
       </w:r>
     </w:p>
     <w:p>
       <w:pPr>
-        <w:spacing w:after="120" w:before="0" w:line="276" w:lineRule="auto"/>
+        <w:spacing w:after="80" w:before="0" w:line="276" w:lineRule="auto"/>
       </w:pPr>
       <w:r>
         <w:rPr>
@@ -5870,7 +5850,7 @@
           <w:b w:val="0"/>
           <w:i w:val="0"/>
           <w:color w:val="000000"/>
-          <w:sz w:val="21"/>
+          <w:sz w:val="19"/>
         </w:rPr>
         <w:t>The shipped detector is an Isolation Forest. It isolates outliers by splitting the data at random. Anomalies are isolated in fewer splits because they sit apart from the crowd. It is fast, it requires no labels, and it behaves well in higher dimensions.</w:t>
       </w:r>
@@ -5891,8 +5871,8 @@
         </w:tblBorders>
       </w:tblPr>
       <w:tblGrid>
-        <w:gridCol w:w="4819"/>
-        <w:gridCol w:w="4819"/>
+        <w:gridCol w:w="5103"/>
+        <w:gridCol w:w="5103"/>
       </w:tblGrid>
       <w:tr>
         <w:tc>
@@ -6311,12 +6291,12 @@
     </w:tbl>
     <w:p>
       <w:pPr>
-        <w:spacing w:after="160" w:before="0" w:line="276" w:lineRule="auto"/>
+        <w:spacing w:after="40" w:before="0" w:line="276" w:lineRule="auto"/>
       </w:pPr>
     </w:p>
     <w:p>
       <w:pPr>
-        <w:spacing w:after="120" w:before="0" w:line="276" w:lineRule="auto"/>
+        <w:spacing w:after="80" w:before="0" w:line="276" w:lineRule="auto"/>
       </w:pPr>
       <w:r>
         <w:rPr>
@@ -6324,20 +6304,15 @@
           <w:b w:val="0"/>
           <w:i w:val="0"/>
           <w:color w:val="000000"/>
-          <w:sz w:val="21"/>
+          <w:sz w:val="19"/>
         </w:rPr>
         <w:t>There is no look ahead leakage. Every running statistic, such as the count of distinct machines an account has reached, is computed using only that account's prior events, so the score of any given event never depends on the future.</w:t>
       </w:r>
     </w:p>
     <w:p>
-      <w:r>
-        <w:br w:type="page"/>
-      </w:r>
-    </w:p>
-    <w:p>
       <w:pPr>
         <w:keepNext/>
-        <w:spacing w:before="320" w:after="100"/>
+        <w:spacing w:before="200" w:after="60"/>
       </w:pPr>
       <w:r>
         <w:rPr>
@@ -6345,14 +6320,14 @@
           <w:b/>
           <w:i w:val="0"/>
           <w:color w:val="000000"/>
-          <w:sz w:val="30"/>
+          <w:sz w:val="27"/>
         </w:rPr>
         <w:t>7. The shared spine: turning alerts into a story</w:t>
       </w:r>
     </w:p>
     <w:p>
       <w:pPr>
-        <w:spacing w:after="120" w:before="0" w:line="276" w:lineRule="auto"/>
+        <w:spacing w:after="80" w:before="0" w:line="276" w:lineRule="auto"/>
       </w:pPr>
       <w:r>
         <w:rPr>
@@ -6360,7 +6335,7 @@
           <w:b w:val="0"/>
           <w:i w:val="0"/>
           <w:color w:val="000000"/>
-          <w:sz w:val="21"/>
+          <w:sz w:val="19"/>
         </w:rPr>
         <w:t>This is the part of the system that converts a pile of anomalies into something a human being can act on within minutes.</w:t>
       </w:r>
@@ -6368,7 +6343,7 @@
     <w:p>
       <w:pPr>
         <w:keepNext/>
-        <w:spacing w:before="240" w:after="100"/>
+        <w:spacing w:before="160" w:after="60"/>
       </w:pPr>
       <w:r>
         <w:rPr>
@@ -6376,14 +6351,14 @@
           <w:b/>
           <w:i w:val="0"/>
           <w:color w:val="000000"/>
-          <w:sz w:val="25"/>
+          <w:sz w:val="23"/>
         </w:rPr>
         <w:t>7.1 Correlation: 1,192 alerts become 1 incident</w:t>
       </w:r>
     </w:p>
     <w:p>
       <w:pPr>
-        <w:spacing w:after="120" w:before="0" w:line="276" w:lineRule="auto"/>
+        <w:spacing w:after="80" w:before="0" w:line="276" w:lineRule="auto"/>
       </w:pPr>
       <w:r>
         <w:rPr>
@@ -6391,7 +6366,7 @@
           <w:b w:val="0"/>
           <w:i w:val="0"/>
           <w:color w:val="000000"/>
-          <w:sz w:val="21"/>
+          <w:sz w:val="19"/>
         </w:rPr>
         <w:t>Any event scoring 50 or above becomes an alert. Rather than emitting 1,192 separate alerts, the system groups them into one incident carrying a timeline, a severity, the list of affected accounts, and an ordered chain of techniques that reads as a narrative. An hour of silence starts a new session. Severity is taken from the highest scoring event in the incident: 90 and above is critical, 75 and above is high, 50 and above is medium.</w:t>
       </w:r>
@@ -6399,7 +6374,7 @@
     <w:p>
       <w:pPr>
         <w:keepNext/>
-        <w:spacing w:before="240" w:after="100"/>
+        <w:spacing w:before="160" w:after="60"/>
       </w:pPr>
       <w:r>
         <w:rPr>
@@ -6407,14 +6382,14 @@
           <w:b/>
           <w:i w:val="0"/>
           <w:color w:val="000000"/>
-          <w:sz w:val="25"/>
+          <w:sz w:val="23"/>
         </w:rPr>
         <w:t>7.2 Mapping behaviour to the MITRE ATT&amp;CK catalogue</w:t>
       </w:r>
     </w:p>
     <w:p>
       <w:pPr>
-        <w:spacing w:after="120" w:before="0" w:line="276" w:lineRule="auto"/>
+        <w:spacing w:after="80" w:before="0" w:line="276" w:lineRule="auto"/>
       </w:pPr>
       <w:r>
         <w:rPr>
@@ -6422,7 +6397,7 @@
           <w:b w:val="0"/>
           <w:i w:val="0"/>
           <w:color w:val="000000"/>
-          <w:sz w:val="21"/>
+          <w:sz w:val="19"/>
         </w:rPr>
         <w:t>MITRE ATT&amp;CK is a free public catalogue that gives every known attacker technique an identifier, and it is the common vocabulary of the security industry. We infer the technique from observed behaviour, never from a text label.</w:t>
       </w:r>
@@ -6443,9 +6418,9 @@
         </w:tblBorders>
       </w:tblPr>
       <w:tblGrid>
-        <w:gridCol w:w="3213"/>
-        <w:gridCol w:w="3213"/>
-        <w:gridCol w:w="3213"/>
+        <w:gridCol w:w="3402"/>
+        <w:gridCol w:w="3402"/>
+        <w:gridCol w:w="3402"/>
       </w:tblGrid>
       <w:tr>
         <w:tc>
@@ -6790,12 +6765,12 @@
     </w:tbl>
     <w:p>
       <w:pPr>
-        <w:spacing w:after="160" w:before="0" w:line="276" w:lineRule="auto"/>
+        <w:spacing w:after="40" w:before="0" w:line="276" w:lineRule="auto"/>
       </w:pPr>
     </w:p>
     <w:p>
       <w:pPr>
-        <w:spacing w:after="120" w:before="0" w:line="276" w:lineRule="auto"/>
+        <w:spacing w:after="80" w:before="0" w:line="276" w:lineRule="auto"/>
       </w:pPr>
       <w:r>
         <w:rPr>
@@ -6803,7 +6778,7 @@
           <w:b w:val="0"/>
           <w:i w:val="0"/>
           <w:color w:val="000000"/>
-          <w:sz w:val="21"/>
+          <w:sz w:val="19"/>
         </w:rPr>
         <w:t>Technique names, descriptions and recommended mitigations are read from the official MITRE data files, which we parse ourselves into a lookup table covering 918 techniques and 175 groups. The explanation text shown to the user is MITRE's own wording. No language model generates technique text anywhere in this system, which means a fabricated technique identifier is structurally impossible rather than merely unlikely.</w:t>
       </w:r>
@@ -6811,7 +6786,7 @@
     <w:p>
       <w:pPr>
         <w:keepNext/>
-        <w:spacing w:before="240" w:after="100"/>
+        <w:spacing w:before="160" w:after="60"/>
       </w:pPr>
       <w:r>
         <w:rPr>
@@ -6819,14 +6794,14 @@
           <w:b/>
           <w:i w:val="0"/>
           <w:color w:val="000000"/>
-          <w:sz w:val="25"/>
+          <w:sz w:val="23"/>
         </w:rPr>
         <w:t>7.3 The attack path graph</w:t>
       </w:r>
     </w:p>
     <w:p>
       <w:pPr>
-        <w:spacing w:after="120" w:before="0" w:line="276" w:lineRule="auto"/>
+        <w:spacing w:after="80" w:before="0" w:line="276" w:lineRule="auto"/>
       </w:pPr>
       <w:r>
         <w:rPr>
@@ -6834,7 +6809,7 @@
           <w:b w:val="0"/>
           <w:i w:val="0"/>
           <w:color w:val="000000"/>
-          <w:sz w:val="21"/>
+          <w:sz w:val="19"/>
         </w:rPr>
         <w:t>Every alert becomes an edge in a directed graph running from source machine to destination machine. From that graph we compute the four things a responder actually needs.</w:t>
       </w:r>
@@ -6855,9 +6830,9 @@
         </w:tblBorders>
       </w:tblPr>
       <w:tblGrid>
-        <w:gridCol w:w="3213"/>
-        <w:gridCol w:w="3213"/>
-        <w:gridCol w:w="3213"/>
+        <w:gridCol w:w="3402"/>
+        <w:gridCol w:w="3402"/>
+        <w:gridCol w:w="3402"/>
       </w:tblGrid>
       <w:tr>
         <w:tc>
@@ -7202,12 +7177,12 @@
     </w:tbl>
     <w:p>
       <w:pPr>
-        <w:spacing w:after="160" w:before="0" w:line="276" w:lineRule="auto"/>
+        <w:spacing w:after="40" w:before="0" w:line="276" w:lineRule="auto"/>
       </w:pPr>
     </w:p>
     <w:p>
       <w:pPr>
-        <w:spacing w:after="120" w:before="0" w:line="276" w:lineRule="auto"/>
+        <w:spacing w:after="80" w:before="0" w:line="276" w:lineRule="auto"/>
       </w:pPr>
       <w:r>
         <w:rPr>
@@ -7215,14 +7190,14 @@
           <w:b w:val="0"/>
           <w:i w:val="0"/>
           <w:color w:val="000000"/>
-          <w:sz w:val="21"/>
+          <w:sz w:val="19"/>
         </w:rPr>
         <w:t>We deliberately report two different numbers rather than one flattering one. Total exposure is 475 machines. What isolating a single choke point actually severs is 463. Presenting only the larger figure would overstate what one containment action achieves.</w:t>
       </w:r>
     </w:p>
     <w:p>
       <w:pPr>
-        <w:spacing w:after="120" w:before="0" w:line="276" w:lineRule="auto"/>
+        <w:spacing w:after="80" w:before="0" w:line="276" w:lineRule="auto"/>
       </w:pPr>
       <w:r>
         <w:rPr>
@@ -7230,14 +7205,14 @@
           <w:b w:val="0"/>
           <w:i w:val="0"/>
           <w:color w:val="000000"/>
-          <w:sz w:val="21"/>
+          <w:sz w:val="19"/>
         </w:rPr>
         <w:t>This distinction came out of a real defect we found and fixed. An earlier version assumed the attacker had one entry point, computed reachability from that machine alone, and consequently under reported exposure and wrongly cleared four critical assets as safe. The corrected version takes the union of reachable sets over every foothold, and a regression test now fails if anyone reintroduces the assumption.</w:t>
       </w:r>
     </w:p>
     <w:p>
       <w:pPr>
-        <w:spacing w:after="120" w:before="0" w:line="276" w:lineRule="auto"/>
+        <w:spacing w:after="80" w:before="0" w:line="276" w:lineRule="auto"/>
       </w:pPr>
       <w:r>
         <w:rPr>
@@ -7245,7 +7220,7 @@
           <w:b w:val="0"/>
           <w:i w:val="0"/>
           <w:color w:val="000000"/>
-          <w:sz w:val="21"/>
+          <w:sz w:val="19"/>
         </w:rPr>
         <w:t>On critical assets, an honest note. The public dataset is anonymised and carries no asset criticality labels at all. We therefore derive them from a stated heuristic: the machines that the largest number of distinct accounts authenticate to, which in practice surfaces domain controllers and authentication servers. On that basis the red team reached 13 of the estate's 20 most depended upon servers, including one that 17,808 accounts rely on. In a real deployment the operator supplies their own asset list instead. It is already an input parameter, not a value written into the code.</w:t>
       </w:r>
@@ -7253,7 +7228,7 @@
     <w:p>
       <w:pPr>
         <w:keepNext/>
-        <w:spacing w:before="240" w:after="100"/>
+        <w:spacing w:before="160" w:after="60"/>
       </w:pPr>
       <w:r>
         <w:rPr>
@@ -7261,7 +7236,7 @@
           <w:b/>
           <w:i w:val="0"/>
           <w:color w:val="000000"/>
-          <w:sz w:val="25"/>
+          <w:sz w:val="23"/>
         </w:rPr>
         <w:t>7.4 Guided response, with a human in the loop</w:t>
       </w:r>
@@ -7282,8 +7257,8 @@
         </w:tblBorders>
       </w:tblPr>
       <w:tblGrid>
-        <w:gridCol w:w="4819"/>
-        <w:gridCol w:w="4819"/>
+        <w:gridCol w:w="5103"/>
+        <w:gridCol w:w="5103"/>
       </w:tblGrid>
       <w:tr>
         <w:tc>
@@ -7302,7 +7277,7 @@
                 <w:b/>
                 <w:i w:val="0"/>
                 <w:color w:val="000000"/>
-                <w:sz w:val="19"/>
+                <w:sz w:val="17"/>
               </w:rPr>
               <w:t>Situation</w:t>
             </w:r>
@@ -7324,7 +7299,7 @@
                 <w:b/>
                 <w:i w:val="0"/>
                 <w:color w:val="000000"/>
-                <w:sz w:val="19"/>
+                <w:sz w:val="17"/>
               </w:rPr>
               <w:t>Response mode</w:t>
             </w:r>
@@ -7348,7 +7323,7 @@
                 <w:b w:val="0"/>
                 <w:i w:val="0"/>
                 <w:color w:val="000000"/>
-                <w:sz w:val="19"/>
+                <w:sz w:val="17"/>
               </w:rPr>
               <w:t>A critical asset is involved</w:t>
             </w:r>
@@ -7370,7 +7345,7 @@
                 <w:b w:val="0"/>
                 <w:i w:val="0"/>
                 <w:color w:val="000000"/>
-                <w:sz w:val="19"/>
+                <w:sz w:val="17"/>
               </w:rPr>
               <w:t>Requires explicit human approval</w:t>
             </w:r>
@@ -7394,7 +7369,7 @@
                 <w:b w:val="0"/>
                 <w:i w:val="0"/>
                 <w:color w:val="000000"/>
-                <w:sz w:val="19"/>
+                <w:sz w:val="17"/>
               </w:rPr>
               <w:t>High or critical severity</w:t>
             </w:r>
@@ -7416,7 +7391,7 @@
                 <w:b w:val="0"/>
                 <w:i w:val="0"/>
                 <w:color w:val="000000"/>
-                <w:sz w:val="19"/>
+                <w:sz w:val="17"/>
               </w:rPr>
               <w:t>Simulated containment</w:t>
             </w:r>
@@ -7440,7 +7415,7 @@
                 <w:b w:val="0"/>
                 <w:i w:val="0"/>
                 <w:color w:val="000000"/>
-                <w:sz w:val="19"/>
+                <w:sz w:val="17"/>
               </w:rPr>
               <w:t>Medium severity</w:t>
             </w:r>
@@ -7462,7 +7437,7 @@
                 <w:b w:val="0"/>
                 <w:i w:val="0"/>
                 <w:color w:val="000000"/>
-                <w:sz w:val="19"/>
+                <w:sz w:val="17"/>
               </w:rPr>
               <w:t>Raise a ticket and enrich it</w:t>
             </w:r>
@@ -7486,7 +7461,7 @@
                 <w:b w:val="0"/>
                 <w:i w:val="0"/>
                 <w:color w:val="000000"/>
-                <w:sz w:val="19"/>
+                <w:sz w:val="17"/>
               </w:rPr>
               <w:t>Low severity</w:t>
             </w:r>
@@ -7508,7 +7483,7 @@
                 <w:b w:val="0"/>
                 <w:i w:val="0"/>
                 <w:color w:val="000000"/>
-                <w:sz w:val="19"/>
+                <w:sz w:val="17"/>
               </w:rPr>
               <w:t>Monitor only</w:t>
             </w:r>
@@ -7518,12 +7493,12 @@
     </w:tbl>
     <w:p>
       <w:pPr>
-        <w:spacing w:after="160" w:before="0" w:line="276" w:lineRule="auto"/>
+        <w:spacing w:after="40" w:before="0" w:line="276" w:lineRule="auto"/>
       </w:pPr>
     </w:p>
     <w:p>
       <w:pPr>
-        <w:spacing w:after="120" w:before="0" w:line="276" w:lineRule="auto"/>
+        <w:spacing w:after="80" w:before="0" w:line="276" w:lineRule="auto"/>
       </w:pPr>
       <w:r>
         <w:rPr>
@@ -7531,20 +7506,15 @@
           <w:b w:val="0"/>
           <w:i w:val="0"/>
           <w:color w:val="000000"/>
-          <w:sz w:val="21"/>
+          <w:sz w:val="19"/>
         </w:rPr>
         <w:t>Recommended containment steps are seeded from the real MITRE mitigations associated with the observed techniques, so the advice is MITRE's rather than ours. Every action is simulated, and labelled as such wherever it appears.</w:t>
       </w:r>
     </w:p>
     <w:p>
-      <w:r>
-        <w:br w:type="page"/>
-      </w:r>
-    </w:p>
-    <w:p>
       <w:pPr>
         <w:keepNext/>
-        <w:spacing w:before="320" w:after="100"/>
+        <w:spacing w:before="200" w:after="60"/>
       </w:pPr>
       <w:r>
         <w:rPr>
@@ -7552,7 +7522,7 @@
           <w:b/>
           <w:i w:val="0"/>
           <w:color w:val="000000"/>
-          <w:sz w:val="30"/>
+          <w:sz w:val="27"/>
         </w:rPr>
         <w:t>8. Engine 2: prediction and attribution</w:t>
       </w:r>
@@ -7560,7 +7530,7 @@
     <w:p>
       <w:pPr>
         <w:keepNext/>
-        <w:spacing w:before="240" w:after="100"/>
+        <w:spacing w:before="160" w:after="60"/>
       </w:pPr>
       <w:r>
         <w:rPr>
@@ -7568,14 +7538,14 @@
           <w:b/>
           <w:i w:val="0"/>
           <w:color w:val="000000"/>
-          <w:sz w:val="25"/>
+          <w:sz w:val="23"/>
         </w:rPr>
         <w:t>8.1 Predicting the attacker's next move</w:t>
       </w:r>
     </w:p>
     <w:p>
       <w:pPr>
-        <w:spacing w:after="120" w:before="0" w:line="276" w:lineRule="auto"/>
+        <w:spacing w:after="80" w:before="0" w:line="276" w:lineRule="auto"/>
       </w:pPr>
       <w:r>
         <w:rPr>
@@ -7583,7 +7553,7 @@
           <w:b w:val="0"/>
           <w:i w:val="0"/>
           <w:color w:val="000000"/>
-          <w:sz w:val="21"/>
+          <w:sz w:val="19"/>
         </w:rPr>
         <w:t>Given the techniques observed so far, what is likely to come next. We learned technique to technique transitions from 201 real attack sequences, made up of 145 MITRE group profiles and 56 campaigns, each containing at least six techniques, plus 4 analyst verified CERT-In advisories, giving 205 sequences in total.</w:t>
       </w:r>
@@ -7604,9 +7574,9 @@
         </w:tblBorders>
       </w:tblPr>
       <w:tblGrid>
-        <w:gridCol w:w="3213"/>
-        <w:gridCol w:w="3213"/>
-        <w:gridCol w:w="3213"/>
+        <w:gridCol w:w="3402"/>
+        <w:gridCol w:w="3402"/>
+        <w:gridCol w:w="3402"/>
       </w:tblGrid>
       <w:tr>
         <w:tc>
@@ -7951,12 +7921,12 @@
     </w:tbl>
     <w:p>
       <w:pPr>
-        <w:spacing w:after="160" w:before="0" w:line="276" w:lineRule="auto"/>
+        <w:spacing w:after="40" w:before="0" w:line="276" w:lineRule="auto"/>
       </w:pPr>
     </w:p>
     <w:p>
       <w:pPr>
-        <w:spacing w:after="120" w:before="0" w:line="276" w:lineRule="auto"/>
+        <w:spacing w:after="80" w:before="0" w:line="276" w:lineRule="auto"/>
       </w:pPr>
       <w:r>
         <w:rPr>
@@ -7964,14 +7934,14 @@
           <w:b w:val="0"/>
           <w:i w:val="0"/>
           <w:color w:val="000000"/>
-          <w:sz w:val="21"/>
+          <w:sz w:val="19"/>
         </w:rPr>
         <w:t>Two things here matter more than the headline number.</w:t>
       </w:r>
     </w:p>
     <w:p>
       <w:pPr>
-        <w:spacing w:after="120" w:line="276" w:lineRule="auto"/>
+        <w:spacing w:after="80" w:line="276" w:lineRule="auto"/>
       </w:pPr>
       <w:r>
         <w:rPr>
@@ -7979,7 +7949,7 @@
           <w:b/>
           <w:i w:val="0"/>
           <w:color w:val="000000"/>
-          <w:sz w:val="21"/>
+          <w:sz w:val="19"/>
         </w:rPr>
         <w:t xml:space="preserve">The circularity trap, and how we escaped it. </w:t>
       </w:r>
@@ -7989,14 +7959,14 @@
           <w:b w:val="0"/>
           <w:i w:val="0"/>
           <w:color w:val="000000"/>
-          <w:sz w:val="21"/>
+          <w:sz w:val="19"/>
         </w:rPr>
         <w:t>Our sequences are ordered using MITRE's kill chain tactic order, which runs from reconnaissance through to impact. A model could score well simply by re-learning that ordering, while learning nothing whatsoever about attacks. So we built a baseline whose entire strategy is to exploit that ordering, and we required our model to beat it. The Markov model beats it by a factor of 5.2, which is evidence that it is predicting genuine technique to technique transitions rather than re-deriving a sort order.</w:t>
       </w:r>
     </w:p>
     <w:p>
       <w:pPr>
-        <w:spacing w:after="120" w:line="276" w:lineRule="auto"/>
+        <w:spacing w:after="80" w:line="276" w:lineRule="auto"/>
       </w:pPr>
       <w:r>
         <w:rPr>
@@ -8004,7 +7974,7 @@
           <w:b/>
           <w:i w:val="0"/>
           <w:color w:val="000000"/>
-          <w:sz w:val="21"/>
+          <w:sz w:val="19"/>
         </w:rPr>
         <w:t xml:space="preserve">We shipped the model that won, not the impressive one. </w:t>
       </w:r>
@@ -8014,14 +7984,14 @@
           <w:b w:val="0"/>
           <w:i w:val="0"/>
           <w:color w:val="000000"/>
-          <w:sz w:val="21"/>
+          <w:sz w:val="19"/>
         </w:rPr>
         <w:t>The neural network scored 27.2% and lost to a first order Markov chain at this data scale. We ship the Markov model and publish the neural result as a negative finding. At 205 sequences, a simple model is the correct engineering answer, and reporting the loss is more useful to a reader than hiding it.</w:t>
       </w:r>
     </w:p>
     <w:p>
       <w:pPr>
-        <w:spacing w:after="120" w:before="0" w:line="276" w:lineRule="auto"/>
+        <w:spacing w:after="80" w:before="0" w:line="276" w:lineRule="auto"/>
       </w:pPr>
       <w:r>
         <w:rPr>
@@ -8029,14 +7999,14 @@
           <w:b w:val="0"/>
           <w:i w:val="0"/>
           <w:color w:val="000000"/>
-          <w:sz w:val="21"/>
+          <w:sz w:val="19"/>
         </w:rPr>
         <w:t>The prediction returned by the interface is a genuine first order transition probability, computed as the observed count of a transition divided by the total from that state. An example from the shipped model is a transition observed at 52.5 percent. Where a state has never been seen, the system falls back to a frequency ranked list and explicitly scores those suggestions at zero, because there is no observed evidence for them. Data splits are made at the level of whole sequences, never inside one, which prevents leakage.</w:t>
       </w:r>
     </w:p>
     <w:p>
       <w:pPr>
-        <w:spacing w:after="120" w:line="276" w:lineRule="auto"/>
+        <w:spacing w:after="80" w:line="276" w:lineRule="auto"/>
       </w:pPr>
       <w:r>
         <w:rPr>
@@ -8044,7 +8014,7 @@
           <w:b/>
           <w:i w:val="0"/>
           <w:color w:val="000000"/>
-          <w:sz w:val="21"/>
+          <w:sz w:val="19"/>
         </w:rPr>
         <w:t xml:space="preserve">The non circular India test. </w:t>
       </w:r>
@@ -8054,7 +8024,7 @@
           <w:b w:val="0"/>
           <w:i w:val="0"/>
           <w:color w:val="000000"/>
-          <w:sz w:val="21"/>
+          <w:sz w:val="19"/>
         </w:rPr>
         <w:t>The four CERT-In sequences are ordered by the real reported timeline rather than by our heuristic, and they appear only in the test set. The model scores 10.0% top 3 on them against 36.5% on the automatically ordered set. We treat that gap as a finding rather than a failure: real attacker orderings are harder, which demonstrates that part of the higher number was ordering driven. Both figures are published.</w:t>
       </w:r>
@@ -8062,7 +8032,7 @@
     <w:p>
       <w:pPr>
         <w:keepNext/>
-        <w:spacing w:before="240" w:after="100"/>
+        <w:spacing w:before="160" w:after="60"/>
       </w:pPr>
       <w:r>
         <w:rPr>
@@ -8070,14 +8040,14 @@
           <w:b/>
           <w:i w:val="0"/>
           <w:color w:val="000000"/>
-          <w:sz w:val="25"/>
+          <w:sz w:val="23"/>
         </w:rPr>
         <w:t>8.2 Attributing the activity to a known threat group</w:t>
       </w:r>
     </w:p>
     <w:p>
       <w:pPr>
-        <w:spacing w:after="120" w:before="0" w:line="276" w:lineRule="auto"/>
+        <w:spacing w:after="80" w:before="0" w:line="276" w:lineRule="auto"/>
       </w:pPr>
       <w:r>
         <w:rPr>
@@ -8085,7 +8055,7 @@
           <w:b w:val="0"/>
           <w:i w:val="0"/>
           <w:color w:val="000000"/>
-          <w:sz w:val="21"/>
+          <w:sz w:val="19"/>
         </w:rPr>
         <w:t>Given the observed techniques, which publicly documented threat group does this resemble. We score the observed technique set against 172 MITRE group profiles using a transparent weighted formula rather than a trained classifier.</w:t>
       </w:r>
@@ -8104,12 +8074,12 @@
         </w:tblBorders>
       </w:tblPr>
       <w:tblGrid>
-        <w:gridCol w:w="9638"/>
+        <w:gridCol w:w="10206"/>
       </w:tblGrid>
       <w:tr>
         <w:tc>
           <w:tcPr>
-            <w:tcW w:type="dxa" w:w="9638"/>
+            <w:tcW w:type="dxa" w:w="10205"/>
             <w:shd w:val="clear" w:color="auto" w:fill="FFFFFF"/>
           </w:tcPr>
           <w:p>
@@ -8197,7 +8167,7 @@
     </w:p>
     <w:p>
       <w:pPr>
-        <w:spacing w:after="120" w:before="0" w:line="276" w:lineRule="auto"/>
+        <w:spacing w:after="80" w:before="0" w:line="276" w:lineRule="auto"/>
       </w:pPr>
       <w:r>
         <w:rPr>
@@ -8205,14 +8175,14 @@
           <w:b w:val="0"/>
           <w:i w:val="0"/>
           <w:color w:val="000000"/>
-          <w:sz w:val="21"/>
+          <w:sz w:val="19"/>
         </w:rPr>
         <w:t>Every result carries a generated justification, for example that it matches three of four observed techniques, with a stated profile coverage and semantic similarity. A user can therefore audit the reasoning rather than trust a score.</w:t>
       </w:r>
     </w:p>
     <w:p>
       <w:pPr>
-        <w:spacing w:after="120" w:line="276" w:lineRule="auto"/>
+        <w:spacing w:after="80" w:line="276" w:lineRule="auto"/>
       </w:pPr>
       <w:r>
         <w:rPr>
@@ -8220,7 +8190,7 @@
           <w:b/>
           <w:i w:val="0"/>
           <w:color w:val="000000"/>
-          <w:sz w:val="21"/>
+          <w:sz w:val="19"/>
         </w:rPr>
         <w:t xml:space="preserve">The caveat we state before anyone asks. </w:t>
       </w:r>
@@ -8230,7 +8200,7 @@
           <w:b w:val="0"/>
           <w:i w:val="0"/>
           <w:color w:val="000000"/>
-          <w:sz w:val="21"/>
+          <w:sz w:val="19"/>
         </w:rPr>
         <w:t>The built in evaluation, which hides 40 percent of a group's profile and then retrieves the group from the remainder, scores 100 percent at rank one. That number is close to trivial by construction, because it retrieves a public profile from a piece of itself. We never present it as a headline result. This component is transparent retrieval with a printed rationale, not a trained classifier, and on an authentication only log carrying three techniques the ranked group is context for an analyst, not a conclusion.</w:t>
       </w:r>
@@ -8238,7 +8208,7 @@
     <w:p>
       <w:pPr>
         <w:keepNext/>
-        <w:spacing w:before="320" w:after="100"/>
+        <w:spacing w:before="200" w:after="60"/>
       </w:pPr>
       <w:r>
         <w:rPr>
@@ -8246,14 +8216,14 @@
           <w:b/>
           <w:i w:val="0"/>
           <w:color w:val="000000"/>
-          <w:sz w:val="30"/>
+          <w:sz w:val="27"/>
         </w:rPr>
         <w:t>9. Threat Radar: external intelligence</w:t>
       </w:r>
     </w:p>
     <w:p>
       <w:pPr>
-        <w:spacing w:after="120" w:before="0" w:line="276" w:lineRule="auto"/>
+        <w:spacing w:after="80" w:before="0" w:line="276" w:lineRule="auto"/>
       </w:pPr>
       <w:r>
         <w:rPr>
@@ -8261,14 +8231,14 @@
           <w:b w:val="0"/>
           <w:i w:val="0"/>
           <w:color w:val="000000"/>
-          <w:sz w:val="21"/>
+          <w:sz w:val="19"/>
         </w:rPr>
         <w:t>A security team also needs to know what is happening outside its own walls. Threat Radar pulls free and legitimate threat intelligence feeds, maps each item to real ATT&amp;CK identifiers, and cross references those against the incident currently loaded. Items relevant to India are ranked first, because the problem statement concerns Indian infrastructure. That covers mentions of India, of Indian agencies such as CERT-In and NCIIPC, of Indian sectors such as UPI, Aadhaar and the Reserve Bank, and of actors known to target India. At the time of writing that is 10 of 40 items.</w:t>
       </w:r>
     </w:p>
     <w:p>
       <w:pPr>
-        <w:spacing w:after="120" w:before="0" w:line="276" w:lineRule="auto"/>
+        <w:spacing w:after="80" w:before="0" w:line="276" w:lineRule="auto"/>
       </w:pPr>
       <w:r>
         <w:rPr>
@@ -8276,14 +8246,14 @@
           <w:b w:val="0"/>
           <w:i w:val="0"/>
           <w:color w:val="000000"/>
-          <w:sz w:val="21"/>
+          <w:sz w:val="19"/>
         </w:rPr>
         <w:t>The implementation uses only the Python standard library for network and document handling, so the deployed image gains no new dependencies. Each feed is isolated, meaning a dead source reports its own failure and never breaks the radar.</w:t>
       </w:r>
     </w:p>
     <w:p>
       <w:pPr>
-        <w:spacing w:after="120" w:before="0" w:line="276" w:lineRule="auto"/>
+        <w:spacing w:after="80" w:before="0" w:line="276" w:lineRule="auto"/>
       </w:pPr>
       <w:r>
         <w:rPr>
@@ -8291,7 +8261,7 @@
           <w:b w:val="0"/>
           <w:i w:val="0"/>
           <w:color w:val="000000"/>
-          <w:sz w:val="21"/>
+          <w:sz w:val="19"/>
         </w:rPr>
         <w:t>Technique mapping is deliberately precision first. It accepts explicit technique identifiers, then a curated table of about 70 phrases, then technique name matching. Reconnaissance and resource development techniques are excluded from name matching, because their official names are ordinary English nouns such as Software and Vulnerabilities, which matched innocent prose during testing. Every identifier is validated against the real catalogue before it is displayed.</w:t>
       </w:r>
@@ -8306,7 +8276,7 @@
           <w:b w:val="0"/>
           <w:i w:val="0"/>
           <w:color w:val="000000"/>
-          <w:sz w:val="21"/>
+          <w:sz w:val="19"/>
         </w:rPr>
         <w:t>Three honest notes about this feature.</w:t>
       </w:r>
@@ -8322,7 +8292,7 @@
           <w:b/>
           <w:i w:val="0"/>
           <w:color w:val="000000"/>
-          <w:sz w:val="21"/>
+          <w:sz w:val="19"/>
         </w:rPr>
         <w:t xml:space="preserve">CERT-In has no working feed. </w:t>
       </w:r>
@@ -8332,7 +8302,7 @@
           <w:b w:val="0"/>
           <w:i w:val="0"/>
           <w:color w:val="000000"/>
-          <w:sz w:val="21"/>
+          <w:sz w:val="19"/>
         </w:rPr>
         <w:t>Their address returns a success code together with an HTML page saying the address was not found, which is a disguised failure. We detected it, excluded the source, and added a guard that rejects HTML pretending to be a feed.</w:t>
       </w:r>
@@ -8348,7 +8318,7 @@
           <w:b/>
           <w:i w:val="0"/>
           <w:color w:val="000000"/>
-          <w:sz w:val="21"/>
+          <w:sz w:val="19"/>
         </w:rPr>
         <w:t xml:space="preserve">We do not scrape social media. </w:t>
       </w:r>
@@ -8358,7 +8328,7 @@
           <w:b w:val="0"/>
           <w:i w:val="0"/>
           <w:color w:val="000000"/>
-          <w:sz w:val="21"/>
+          <w:sz w:val="19"/>
         </w:rPr>
         <w:t>This was evaluated and rejected. It violates platform terms, it is actively blocked, and attributing activity to named individuals from public posts risks accusing the wrong people. We consider that an unacceptable failure mode for a security product.</w:t>
       </w:r>
@@ -8374,7 +8344,7 @@
           <w:b/>
           <w:i w:val="0"/>
           <w:color w:val="000000"/>
-          <w:sz w:val="21"/>
+          <w:sz w:val="19"/>
         </w:rPr>
         <w:t xml:space="preserve">No matches is a legitimate result. </w:t>
       </w:r>
@@ -8384,20 +8354,15 @@
           <w:b w:val="0"/>
           <w:i w:val="0"/>
           <w:color w:val="000000"/>
-          <w:sz w:val="21"/>
+          <w:sz w:val="19"/>
         </w:rPr>
         <w:t>Our demonstration incident is authentication based while the public news cycle is dominated by software vulnerabilities and malware, so the honest answer is often that there are no matches. The interface says exactly that, rather than manufacturing a connection to look impressive.</w:t>
       </w:r>
     </w:p>
     <w:p>
-      <w:r>
-        <w:br w:type="page"/>
-      </w:r>
-    </w:p>
-    <w:p>
       <w:pPr>
         <w:keepNext/>
-        <w:spacing w:before="320" w:after="100"/>
+        <w:spacing w:before="200" w:after="60"/>
       </w:pPr>
       <w:r>
         <w:rPr>
@@ -8405,14 +8370,14 @@
           <w:b/>
           <w:i w:val="0"/>
           <w:color w:val="000000"/>
-          <w:sz w:val="30"/>
+          <w:sz w:val="27"/>
         </w:rPr>
         <w:t>10. The application</w:t>
       </w:r>
     </w:p>
     <w:p>
       <w:pPr>
-        <w:spacing w:after="120" w:before="0" w:line="276" w:lineRule="auto"/>
+        <w:spacing w:after="80" w:before="0" w:line="276" w:lineRule="auto"/>
       </w:pPr>
       <w:r>
         <w:rPr>
@@ -8420,7 +8385,7 @@
           <w:b w:val="0"/>
           <w:i w:val="0"/>
           <w:color w:val="000000"/>
-          <w:sz w:val="21"/>
+          <w:sz w:val="19"/>
         </w:rPr>
         <w:t>Eight screens, all rendering the output of the analysis that is currently loaded.</w:t>
       </w:r>
@@ -8441,8 +8406,8 @@
         </w:tblBorders>
       </w:tblPr>
       <w:tblGrid>
-        <w:gridCol w:w="4819"/>
-        <w:gridCol w:w="4819"/>
+        <w:gridCol w:w="5103"/>
+        <w:gridCol w:w="5103"/>
       </w:tblGrid>
       <w:tr>
         <w:tc>
@@ -8861,12 +8826,12 @@
     </w:tbl>
     <w:p>
       <w:pPr>
-        <w:spacing w:after="160" w:before="0" w:line="276" w:lineRule="auto"/>
+        <w:spacing w:after="40" w:before="0" w:line="276" w:lineRule="auto"/>
       </w:pPr>
     </w:p>
     <w:p>
       <w:pPr>
-        <w:spacing w:after="120" w:line="276" w:lineRule="auto"/>
+        <w:spacing w:after="80" w:line="276" w:lineRule="auto"/>
       </w:pPr>
       <w:r>
         <w:rPr>
@@ -8874,7 +8839,7 @@
           <w:b/>
           <w:i w:val="0"/>
           <w:color w:val="000000"/>
-          <w:sz w:val="21"/>
+          <w:sz w:val="19"/>
         </w:rPr>
         <w:t xml:space="preserve">The single most important element in the interface </w:t>
       </w:r>
@@ -8884,7 +8849,7 @@
           <w:b w:val="0"/>
           <w:i w:val="0"/>
           <w:color w:val="000000"/>
-          <w:sz w:val="21"/>
+          <w:sz w:val="19"/>
         </w:rPr>
         <w:t>is the badge in the top bar, which reads either LIVE ANALYSIS or SAMPLE DATA. A viewer can always tell whether what they are looking at was computed moments ago from their own data, or is the shipped sample. We consider that badge a correctness feature rather than a decoration.</w:t>
       </w:r>
@@ -8892,7 +8857,7 @@
     <w:p>
       <w:pPr>
         <w:keepNext/>
-        <w:spacing w:before="240" w:after="100"/>
+        <w:spacing w:before="160" w:after="60"/>
       </w:pPr>
       <w:r>
         <w:rPr>
@@ -8900,14 +8865,14 @@
           <w:b/>
           <w:i w:val="0"/>
           <w:color w:val="000000"/>
-          <w:sz w:val="25"/>
+          <w:sz w:val="23"/>
         </w:rPr>
         <w:t>10.1 Robustness for real uploads</w:t>
       </w:r>
     </w:p>
     <w:p>
       <w:pPr>
-        <w:spacing w:after="120" w:before="0" w:line="276" w:lineRule="auto"/>
+        <w:spacing w:after="80" w:before="0" w:line="276" w:lineRule="auto"/>
       </w:pPr>
       <w:r>
         <w:rPr>
@@ -8915,14 +8880,14 @@
           <w:b w:val="0"/>
           <w:i w:val="0"/>
           <w:color w:val="000000"/>
-          <w:sz w:val="21"/>
+          <w:sz w:val="19"/>
         </w:rPr>
         <w:t>Two pieces of defensive engineering exist because of real failures, not speculation. The schema layer resolves column aliases case insensitively, so a column named username, account, src, source, dst or proto is understood without the user renaming anything. Timestamps are accepted either as epoch integers or as ISO-8601 date strings.</w:t>
       </w:r>
     </w:p>
     <w:p>
       <w:pPr>
-        <w:spacing w:after="120" w:before="0" w:line="276" w:lineRule="auto"/>
+        <w:spacing w:after="80" w:before="0" w:line="276" w:lineRule="auto"/>
       </w:pPr>
       <w:r>
         <w:rPr>
@@ -8930,7 +8895,7 @@
           <w:b w:val="0"/>
           <w:i w:val="0"/>
           <w:color w:val="000000"/>
-          <w:sz w:val="21"/>
+          <w:sz w:val="19"/>
         </w:rPr>
         <w:t>The second of those came from automated browser testing, which uploaded a file with ISO-8601 timestamps and found a crash, because every one of our own test files happened to use epoch integers. Real logs use dates. It is fixed, with a regression test that fails if it returns.</w:t>
       </w:r>
@@ -8938,7 +8903,7 @@
     <w:p>
       <w:pPr>
         <w:keepNext/>
-        <w:spacing w:before="320" w:after="100"/>
+        <w:spacing w:before="200" w:after="60"/>
       </w:pPr>
       <w:r>
         <w:rPr>
@@ -8946,7 +8911,7 @@
           <w:b/>
           <w:i w:val="0"/>
           <w:color w:val="000000"/>
-          <w:sz w:val="30"/>
+          <w:sz w:val="27"/>
         </w:rPr>
         <w:t>11. Data: what we used and why</w:t>
       </w:r>
@@ -8967,9 +8932,9 @@
         </w:tblBorders>
       </w:tblPr>
       <w:tblGrid>
-        <w:gridCol w:w="3213"/>
-        <w:gridCol w:w="3213"/>
-        <w:gridCol w:w="3213"/>
+        <w:gridCol w:w="3402"/>
+        <w:gridCol w:w="3402"/>
+        <w:gridCol w:w="3402"/>
       </w:tblGrid>
       <w:tr>
         <w:tc>
@@ -9382,13 +9347,13 @@
     </w:tbl>
     <w:p>
       <w:pPr>
-        <w:spacing w:after="160" w:before="0" w:line="276" w:lineRule="auto"/>
+        <w:spacing w:after="40" w:before="0" w:line="276" w:lineRule="auto"/>
       </w:pPr>
     </w:p>
     <w:p>
       <w:pPr>
         <w:keepNext/>
-        <w:spacing w:before="240" w:after="100"/>
+        <w:spacing w:before="160" w:after="60"/>
       </w:pPr>
       <w:r>
         <w:rPr>
@@ -9396,14 +9361,14 @@
           <w:b/>
           <w:i w:val="0"/>
           <w:color w:val="000000"/>
-          <w:sz w:val="25"/>
+          <w:sz w:val="23"/>
         </w:rPr>
         <w:t>11.1 Why the LANL dataset matters most</w:t>
       </w:r>
     </w:p>
     <w:p>
       <w:pPr>
-        <w:spacing w:after="120" w:before="0" w:line="276" w:lineRule="auto"/>
+        <w:spacing w:after="80" w:before="0" w:line="276" w:lineRule="auto"/>
       </w:pPr>
       <w:r>
         <w:rPr>
@@ -9411,14 +9376,14 @@
           <w:b w:val="0"/>
           <w:i w:val="0"/>
           <w:color w:val="000000"/>
-          <w:sz w:val="21"/>
+          <w:sz w:val="19"/>
         </w:rPr>
         <w:t>It is a real 58 day capture from Los Alamos National Laboratory that includes an actual red team exercise, and critically, the red team's own events are labelled. Most public security datasets are either synthetic or unlabelled. This one lets us state a detection figure that can be checked.</w:t>
       </w:r>
     </w:p>
     <w:p>
       <w:pPr>
-        <w:spacing w:after="120" w:before="0" w:line="276" w:lineRule="auto"/>
+        <w:spacing w:after="80" w:before="0" w:line="276" w:lineRule="auto"/>
       </w:pPr>
       <w:r>
         <w:rPr>
@@ -9426,14 +9391,14 @@
           <w:b w:val="0"/>
           <w:i w:val="0"/>
           <w:color w:val="000000"/>
-          <w:sz w:val="21"/>
+          <w:sz w:val="19"/>
         </w:rPr>
         <w:t>The raw authentication file is roughly 70 gigabytes uncompressed. Our preparation script streams the compressed file rather than expanding it, reading 519 million lines, keeping every event involving a compromised account plus a one in four hundred background sample, joining the red team labels on the combination of time, source account, source machine and destination machine, and stopping early once past the attack window. The result is 11.2 million rows containing 702 malicious events. We note openly that 98.2 percent of the 715 red team records have an exact authentication counterpart, a known quirk of the dataset that we state rather than quietly round away.</w:t>
       </w:r>
     </w:p>
     <w:p>
       <w:pPr>
-        <w:spacing w:after="120" w:before="0" w:line="276" w:lineRule="auto"/>
+        <w:spacing w:after="80" w:before="0" w:line="276" w:lineRule="auto"/>
       </w:pPr>
       <w:r>
         <w:rPr>
@@ -9441,7 +9406,7 @@
           <w:b w:val="0"/>
           <w:i w:val="0"/>
           <w:color w:val="000000"/>
-          <w:sz w:val="21"/>
+          <w:sz w:val="19"/>
         </w:rPr>
         <w:t>CIC-IDS2017 is split by day, training on Monday to Wednesday benign traffic only and testing on Thursday and Friday, which contain seven attack families the model never saw. The destination port column is dropped so the model cannot simply memorise identifiers. Both choices exist to prevent the model scoring well for the wrong reason.</w:t>
       </w:r>
@@ -9449,7 +9414,7 @@
     <w:p>
       <w:pPr>
         <w:keepNext/>
-        <w:spacing w:before="240" w:after="100"/>
+        <w:spacing w:before="160" w:after="60"/>
       </w:pPr>
       <w:r>
         <w:rPr>
@@ -9457,14 +9422,14 @@
           <w:b/>
           <w:i w:val="0"/>
           <w:color w:val="000000"/>
-          <w:sz w:val="25"/>
+          <w:sz w:val="23"/>
         </w:rPr>
         <w:t>11.2 Why we added the Mobile catalogue mid project</w:t>
       </w:r>
     </w:p>
     <w:p>
       <w:pPr>
-        <w:spacing w:after="120" w:before="0" w:line="276" w:lineRule="auto"/>
+        <w:spacing w:after="80" w:before="0" w:line="276" w:lineRule="auto"/>
       </w:pPr>
       <w:r>
         <w:rPr>
@@ -9472,20 +9437,15 @@
           <w:b w:val="0"/>
           <w:i w:val="0"/>
           <w:color w:val="000000"/>
-          <w:sz w:val="21"/>
+          <w:sz w:val="19"/>
         </w:rPr>
         <w:t>A teammate's verified CERT-In advisory described an Android banking trojan whose techniques did not exist in the Enterprise and ICS catalogues. Every one of those identifiers would have been silently discarded, and the sequence would have been quietly wrong. Adding the Mobile matrix took the catalogue from 794 to 918 techniques. This matters for the problem statement, because India's threat landscape is heavily mobile.</w:t>
       </w:r>
     </w:p>
     <w:p>
-      <w:r>
-        <w:br w:type="page"/>
-      </w:r>
-    </w:p>
-    <w:p>
       <w:pPr>
         <w:keepNext/>
-        <w:spacing w:before="320" w:after="100"/>
+        <w:spacing w:before="200" w:after="60"/>
       </w:pPr>
       <w:r>
         <w:rPr>
@@ -9493,14 +9453,14 @@
           <w:b/>
           <w:i w:val="0"/>
           <w:color w:val="000000"/>
-          <w:sz w:val="30"/>
+          <w:sz w:val="27"/>
         </w:rPr>
         <w:t>12. Technology choices, and what we rejected</w:t>
       </w:r>
     </w:p>
     <w:p>
       <w:pPr>
-        <w:spacing w:after="120" w:before="0" w:line="276" w:lineRule="auto"/>
+        <w:spacing w:after="80" w:before="0" w:line="276" w:lineRule="auto"/>
       </w:pPr>
       <w:r>
         <w:rPr>
@@ -9508,7 +9468,7 @@
           <w:b w:val="0"/>
           <w:i w:val="0"/>
           <w:color w:val="000000"/>
-          <w:sz w:val="21"/>
+          <w:sz w:val="19"/>
         </w:rPr>
         <w:t>Every significant choice below was made against a named alternative. Where the alternative won on a particular benchmark, we say so.</w:t>
       </w:r>
@@ -9516,7 +9476,7 @@
     <w:p>
       <w:pPr>
         <w:keepNext/>
-        <w:spacing w:before="240" w:after="100"/>
+        <w:spacing w:before="160" w:after="60"/>
       </w:pPr>
       <w:r>
         <w:rPr>
@@ -9524,7 +9484,7 @@
           <w:b/>
           <w:i w:val="0"/>
           <w:color w:val="000000"/>
-          <w:sz w:val="25"/>
+          <w:sz w:val="23"/>
         </w:rPr>
         <w:t>12.1 Modelling choices</w:t>
       </w:r>
@@ -9545,9 +9505,9 @@
         </w:tblBorders>
       </w:tblPr>
       <w:tblGrid>
-        <w:gridCol w:w="3213"/>
-        <w:gridCol w:w="3213"/>
-        <w:gridCol w:w="3213"/>
+        <w:gridCol w:w="3402"/>
+        <w:gridCol w:w="3402"/>
+        <w:gridCol w:w="3402"/>
       </w:tblGrid>
       <w:tr>
         <w:tc>
@@ -10029,7 +9989,7 @@
     <w:p>
       <w:pPr>
         <w:keepNext/>
-        <w:spacing w:before="240" w:after="100"/>
+        <w:spacing w:before="160" w:after="60"/>
       </w:pPr>
       <w:r>
         <w:rPr>
@@ -10037,7 +9997,7 @@
           <w:b/>
           <w:i w:val="0"/>
           <w:color w:val="000000"/>
-          <w:sz w:val="25"/>
+          <w:sz w:val="23"/>
         </w:rPr>
         <w:t>12.2 Engineering choices</w:t>
       </w:r>
@@ -10058,9 +10018,9 @@
         </w:tblBorders>
       </w:tblPr>
       <w:tblGrid>
-        <w:gridCol w:w="3213"/>
-        <w:gridCol w:w="3213"/>
-        <w:gridCol w:w="3213"/>
+        <w:gridCol w:w="3402"/>
+        <w:gridCol w:w="3402"/>
+        <w:gridCol w:w="3402"/>
       </w:tblGrid>
       <w:tr>
         <w:tc>
@@ -10676,14 +10636,9 @@
       </w:tr>
     </w:tbl>
     <w:p>
-      <w:r>
-        <w:br w:type="page"/>
-      </w:r>
-    </w:p>
-    <w:p>
       <w:pPr>
         <w:keepNext/>
-        <w:spacing w:before="320" w:after="100"/>
+        <w:spacing w:before="200" w:after="60"/>
       </w:pPr>
       <w:r>
         <w:rPr>
@@ -10691,7 +10646,7 @@
           <w:b/>
           <w:i w:val="0"/>
           <w:color w:val="000000"/>
-          <w:sz w:val="30"/>
+          <w:sz w:val="27"/>
         </w:rPr>
         <w:t>13. Results in full</w:t>
       </w:r>
@@ -10699,7 +10654,7 @@
     <w:p>
       <w:pPr>
         <w:keepNext/>
-        <w:spacing w:before="240" w:after="100"/>
+        <w:spacing w:before="160" w:after="60"/>
       </w:pPr>
       <w:r>
         <w:rPr>
@@ -10707,7 +10662,7 @@
           <w:b/>
           <w:i w:val="0"/>
           <w:color w:val="000000"/>
-          <w:sz w:val="25"/>
+          <w:sz w:val="23"/>
         </w:rPr>
         <w:t>13.1 Detection</w:t>
       </w:r>
@@ -10728,9 +10683,9 @@
         </w:tblBorders>
       </w:tblPr>
       <w:tblGrid>
-        <w:gridCol w:w="3213"/>
-        <w:gridCol w:w="3213"/>
-        <w:gridCol w:w="3213"/>
+        <w:gridCol w:w="3402"/>
+        <w:gridCol w:w="3402"/>
+        <w:gridCol w:w="3402"/>
       </w:tblGrid>
       <w:tr>
         <w:tc>
@@ -11483,12 +11438,12 @@
     </w:tbl>
     <w:p>
       <w:pPr>
-        <w:spacing w:after="160" w:before="0" w:line="276" w:lineRule="auto"/>
+        <w:spacing w:after="40" w:before="0" w:line="276" w:lineRule="auto"/>
       </w:pPr>
     </w:p>
     <w:p>
       <w:pPr>
-        <w:spacing w:after="120" w:line="276" w:lineRule="auto"/>
+        <w:spacing w:after="80" w:line="276" w:lineRule="auto"/>
       </w:pPr>
       <w:r>
         <w:rPr>
@@ -11496,7 +11451,7 @@
           <w:b/>
           <w:i w:val="0"/>
           <w:color w:val="000000"/>
-          <w:sz w:val="21"/>
+          <w:sz w:val="19"/>
         </w:rPr>
         <w:t xml:space="preserve">The protocol ablation, and why we ran it. </w:t>
       </w:r>
@@ -11506,14 +11461,14 @@
           <w:b w:val="0"/>
           <w:i w:val="0"/>
           <w:color w:val="000000"/>
-          <w:sz w:val="21"/>
+          <w:sz w:val="19"/>
         </w:rPr>
         <w:t>Every red team login in the dataset used the older NTLM protocol, against about 6 percent of benign logins. That is an extremely powerful signal, and also a brittle one: it is specific to this dataset and an attacker could simply switch protocols to evade it. So we deleted the feature entirely and re-ran the evaluation. Detection held at 0.929. The result is driven by generalisable behaviour rather than one fragile artifact. It would have been easy to keep the higher number quietly.</w:t>
       </w:r>
     </w:p>
     <w:p>
       <w:pPr>
-        <w:spacing w:after="120" w:line="276" w:lineRule="auto"/>
+        <w:spacing w:after="80" w:line="276" w:lineRule="auto"/>
       </w:pPr>
       <w:r>
         <w:rPr>
@@ -11521,7 +11476,7 @@
           <w:b/>
           <w:i w:val="0"/>
           <w:color w:val="000000"/>
-          <w:sz w:val="21"/>
+          <w:sz w:val="19"/>
         </w:rPr>
         <w:t xml:space="preserve">The rule baseline is worse than random, and we published it. </w:t>
       </w:r>
@@ -11531,7 +11486,7 @@
           <w:b w:val="0"/>
           <w:i w:val="0"/>
           <w:color w:val="000000"/>
-          <w:sz w:val="21"/>
+          <w:sz w:val="19"/>
         </w:rPr>
         <w:t>A naive high volume rule scores 0.098 against a random floor of 0.155, because stealthy attacks are low volume by definition. We report it because it is precisely why simple threshold rules fail against this class of attack.</w:t>
       </w:r>
@@ -11539,7 +11494,7 @@
     <w:p>
       <w:pPr>
         <w:keepNext/>
-        <w:spacing w:before="240" w:after="100"/>
+        <w:spacing w:before="160" w:after="60"/>
       </w:pPr>
       <w:r>
         <w:rPr>
@@ -11547,7 +11502,7 @@
           <w:b/>
           <w:i w:val="0"/>
           <w:color w:val="000000"/>
-          <w:sz w:val="25"/>
+          <w:sz w:val="23"/>
         </w:rPr>
         <w:t>13.2 Prediction and attribution</w:t>
       </w:r>
@@ -11568,8 +11523,8 @@
         </w:tblBorders>
       </w:tblPr>
       <w:tblGrid>
-        <w:gridCol w:w="4819"/>
-        <w:gridCol w:w="4819"/>
+        <w:gridCol w:w="5103"/>
+        <w:gridCol w:w="5103"/>
       </w:tblGrid>
       <w:tr>
         <w:tc>
@@ -11897,7 +11852,7 @@
     <w:p>
       <w:pPr>
         <w:keepNext/>
-        <w:spacing w:before="240" w:after="100"/>
+        <w:spacing w:before="160" w:after="60"/>
       </w:pPr>
       <w:r>
         <w:rPr>
@@ -11905,7 +11860,7 @@
           <w:b/>
           <w:i w:val="0"/>
           <w:color w:val="000000"/>
-          <w:sz w:val="25"/>
+          <w:sz w:val="23"/>
         </w:rPr>
         <w:t>13.3 Operational output on the live campaign</w:t>
       </w:r>
@@ -11926,8 +11881,8 @@
         </w:tblBorders>
       </w:tblPr>
       <w:tblGrid>
-        <w:gridCol w:w="4819"/>
-        <w:gridCol w:w="4819"/>
+        <w:gridCol w:w="5103"/>
+        <w:gridCol w:w="5103"/>
       </w:tblGrid>
       <w:tr>
         <w:tc>
@@ -12299,14 +12254,9 @@
       </w:tr>
     </w:tbl>
     <w:p>
-      <w:r>
-        <w:br w:type="page"/>
-      </w:r>
-    </w:p>
-    <w:p>
       <w:pPr>
         <w:keepNext/>
-        <w:spacing w:before="320" w:after="100"/>
+        <w:spacing w:before="200" w:after="60"/>
       </w:pPr>
       <w:r>
         <w:rPr>
@@ -12314,14 +12264,14 @@
           <w:b/>
           <w:i w:val="0"/>
           <w:color w:val="000000"/>
-          <w:sz w:val="30"/>
+          <w:sz w:val="27"/>
         </w:rPr>
         <w:t>14. Performance and scalability</w:t>
       </w:r>
     </w:p>
     <w:p>
       <w:pPr>
-        <w:spacing w:after="120" w:before="0" w:line="276" w:lineRule="auto"/>
+        <w:spacing w:after="80" w:before="0" w:line="276" w:lineRule="auto"/>
       </w:pPr>
       <w:r>
         <w:rPr>
@@ -12329,7 +12279,7 @@
           <w:b w:val="0"/>
           <w:i w:val="0"/>
           <w:color w:val="000000"/>
-          <w:sz w:val="21"/>
+          <w:sz w:val="19"/>
         </w:rPr>
         <w:t>Rather than assert that the system scales, we measured it. The complete pipeline was timed at nine input sizes on an ordinary laptop processor with no GPU.</w:t>
       </w:r>
@@ -12351,7 +12301,7 @@
               <a:graphicData uri="http://schemas.openxmlformats.org/drawingml/2006/picture">
                 <pic:pic>
                   <pic:nvPicPr>
-                    <pic:cNvPr id="0" name="scaling_chart_detailed.png"/>
+                    <pic:cNvPr id="0" name="scaling_mono.png"/>
                     <pic:cNvPicPr/>
                   </pic:nvPicPr>
                   <pic:blipFill>
@@ -12376,7 +12326,7 @@
     </w:p>
     <w:p>
       <w:pPr>
-        <w:spacing w:after="200" w:before="0" w:line="276" w:lineRule="auto"/>
+        <w:spacing w:after="120" w:before="0" w:line="276" w:lineRule="auto"/>
         <w:jc w:val="center"/>
       </w:pPr>
       <w:r>
@@ -12385,14 +12335,14 @@
           <w:b w:val="0"/>
           <w:i/>
           <w:color w:val="000000"/>
-          <w:sz w:val="18"/>
+          <w:sz w:val="16"/>
         </w:rPr>
         <w:t>Figure 3. Measured end to end analysis time against input size, with the measurement table and verification notes.</w:t>
       </w:r>
     </w:p>
     <w:p>
       <w:pPr>
-        <w:spacing w:after="120" w:before="0" w:line="276" w:lineRule="auto"/>
+        <w:spacing w:after="80" w:before="0" w:line="276" w:lineRule="auto"/>
       </w:pPr>
       <w:r>
         <w:rPr>
@@ -12400,7 +12350,7 @@
           <w:b w:val="0"/>
           <w:i w:val="0"/>
           <w:color w:val="000000"/>
-          <w:sz w:val="21"/>
+          <w:sz w:val="19"/>
         </w:rPr>
         <w:t>The shipped demonstration campaign completes in 0.140 seconds. The documented upper limit of 50,000 events in a single analysis completes in 2.493 seconds. Cost per event stays effectively flat to 20,000 events and rises modestly at the cap, so we describe the result as fast rather than claiming perfect linearity. Measurements are the best of three runs after a warm up call, because the first call loads the model and would otherwise be measuring start up rather than analysis. Runs above 2,732 events replay the real campaign with offset timestamps, which is disclosed on the chart itself.</w:t>
       </w:r>
@@ -12408,7 +12358,7 @@
     <w:p>
       <w:pPr>
         <w:keepNext/>
-        <w:spacing w:before="320" w:after="100"/>
+        <w:spacing w:before="200" w:after="60"/>
       </w:pPr>
       <w:r>
         <w:rPr>
@@ -12416,14 +12366,14 @@
           <w:b/>
           <w:i w:val="0"/>
           <w:color w:val="000000"/>
-          <w:sz w:val="30"/>
+          <w:sz w:val="27"/>
         </w:rPr>
         <w:t>15. How we kept ourselves honest</w:t>
       </w:r>
     </w:p>
     <w:p>
       <w:pPr>
-        <w:spacing w:after="120" w:before="0" w:line="276" w:lineRule="auto"/>
+        <w:spacing w:after="80" w:before="0" w:line="276" w:lineRule="auto"/>
       </w:pPr>
       <w:r>
         <w:rPr>
@@ -12431,7 +12381,7 @@
           <w:b w:val="0"/>
           <w:i w:val="0"/>
           <w:color w:val="000000"/>
-          <w:sz w:val="21"/>
+          <w:sz w:val="19"/>
         </w:rPr>
         <w:t>Four rules were set at the start of the project and held to, including on the occasions when they cost us a better looking number.</w:t>
       </w:r>
@@ -12447,7 +12397,7 @@
           <w:b/>
           <w:i w:val="0"/>
           <w:color w:val="000000"/>
-          <w:sz w:val="21"/>
+          <w:sz w:val="19"/>
         </w:rPr>
         <w:t xml:space="preserve">Never report accuracy. </w:t>
       </w:r>
@@ -12457,7 +12407,7 @@
           <w:b w:val="0"/>
           <w:i w:val="0"/>
           <w:color w:val="000000"/>
-          <w:sz w:val="21"/>
+          <w:sz w:val="19"/>
         </w:rPr>
         <w:t>At this class imbalance, accuracy is a meaningless statistic that flatters a useless model. We report precision recall area and true positive rate at a fixed false positive rate, which is what an analyst actually experiences.</w:t>
       </w:r>
@@ -12473,7 +12423,7 @@
           <w:b/>
           <w:i w:val="0"/>
           <w:color w:val="000000"/>
-          <w:sz w:val="21"/>
+          <w:sz w:val="19"/>
         </w:rPr>
         <w:t xml:space="preserve">Always show baseline lift. </w:t>
       </w:r>
@@ -12483,7 +12433,7 @@
           <w:b w:val="0"/>
           <w:i w:val="0"/>
           <w:color w:val="000000"/>
-          <w:sz w:val="21"/>
+          <w:sz w:val="19"/>
         </w:rPr>
         <w:t>Random and rule baselines were built before the real model, so we could not tune toward a flattering comparison after the fact. When the rule baseline came out worse than random, we published that too.</w:t>
       </w:r>
@@ -12499,7 +12449,7 @@
           <w:b/>
           <w:i w:val="0"/>
           <w:color w:val="000000"/>
-          <w:sz w:val="21"/>
+          <w:sz w:val="19"/>
         </w:rPr>
         <w:t xml:space="preserve">Build the baseline designed to defeat you. </w:t>
       </w:r>
@@ -12509,7 +12459,7 @@
           <w:b w:val="0"/>
           <w:i w:val="0"/>
           <w:color w:val="000000"/>
-          <w:sz w:val="21"/>
+          <w:sz w:val="19"/>
         </w:rPr>
         <w:t>The kill chain order baseline exists purely to test whether our own predictor was cheating. We report the margin over it, and when the neural model lost to the simple one, we shipped the simple one.</w:t>
       </w:r>
@@ -12525,7 +12475,7 @@
           <w:b/>
           <w:i w:val="0"/>
           <w:color w:val="000000"/>
-          <w:sz w:val="21"/>
+          <w:sz w:val="19"/>
         </w:rPr>
         <w:t xml:space="preserve">Nothing fabricated on screen. </w:t>
       </w:r>
@@ -12535,7 +12485,7 @@
           <w:b w:val="0"/>
           <w:i w:val="0"/>
           <w:color w:val="000000"/>
-          <w:sz w:val="21"/>
+          <w:sz w:val="19"/>
         </w:rPr>
         <w:t>Every displayed number traces to the current analysis or to a labelled citation.</w:t>
       </w:r>
@@ -12550,7 +12500,7 @@
           <w:b w:val="0"/>
           <w:i w:val="0"/>
           <w:color w:val="000000"/>
-          <w:sz w:val="21"/>
+          <w:sz w:val="19"/>
         </w:rPr>
         <w:t>The fourth rule cost us work, because it meant removing things we had already built. We list them because a reviewer deserves to know what a team removed, not only what it added.</w:t>
       </w:r>
@@ -12571,8 +12521,8 @@
         </w:tblBorders>
       </w:tblPr>
       <w:tblGrid>
-        <w:gridCol w:w="4819"/>
-        <w:gridCol w:w="4819"/>
+        <w:gridCol w:w="5103"/>
+        <w:gridCol w:w="5103"/>
       </w:tblGrid>
       <w:tr>
         <w:tc>
@@ -12807,12 +12757,12 @@
     </w:tbl>
     <w:p>
       <w:pPr>
-        <w:spacing w:after="160" w:before="0" w:line="276" w:lineRule="auto"/>
+        <w:spacing w:after="40" w:before="0" w:line="276" w:lineRule="auto"/>
       </w:pPr>
     </w:p>
     <w:p>
       <w:pPr>
-        <w:spacing w:after="120" w:before="0" w:line="276" w:lineRule="auto"/>
+        <w:spacing w:after="80" w:before="0" w:line="276" w:lineRule="auto"/>
       </w:pPr>
       <w:r>
         <w:rPr>
@@ -12820,7 +12770,7 @@
           <w:b w:val="0"/>
           <w:i w:val="0"/>
           <w:color w:val="000000"/>
-          <w:sz w:val="21"/>
+          <w:sz w:val="19"/>
         </w:rPr>
         <w:t>That last item produced a structural change rather than a patch. Evaluation scripts now write a single metrics file, which the interface reads directly. Hand copied numbers can no longer go stale, because numbers are no longer hand copied.</w:t>
       </w:r>
@@ -12828,7 +12778,7 @@
     <w:p>
       <w:pPr>
         <w:keepNext/>
-        <w:spacing w:before="320" w:after="100"/>
+        <w:spacing w:before="200" w:after="60"/>
       </w:pPr>
       <w:r>
         <w:rPr>
@@ -12836,7 +12786,7 @@
           <w:b/>
           <w:i w:val="0"/>
           <w:color w:val="000000"/>
-          <w:sz w:val="30"/>
+          <w:sz w:val="27"/>
         </w:rPr>
         <w:t>16. Testing and engineering</w:t>
       </w:r>
@@ -12857,8 +12807,8 @@
         </w:tblBorders>
       </w:tblPr>
       <w:tblGrid>
-        <w:gridCol w:w="4819"/>
-        <w:gridCol w:w="4819"/>
+        <w:gridCol w:w="5103"/>
+        <w:gridCol w:w="5103"/>
       </w:tblGrid>
       <w:tr>
         <w:tc>
@@ -13047,12 +12997,12 @@
     </w:tbl>
     <w:p>
       <w:pPr>
-        <w:spacing w:after="160" w:before="0" w:line="276" w:lineRule="auto"/>
+        <w:spacing w:after="40" w:before="0" w:line="276" w:lineRule="auto"/>
       </w:pPr>
     </w:p>
     <w:p>
       <w:pPr>
-        <w:spacing w:after="120" w:before="0" w:line="276" w:lineRule="auto"/>
+        <w:spacing w:after="80" w:before="0" w:line="276" w:lineRule="auto"/>
       </w:pPr>
       <w:r>
         <w:rPr>
@@ -13060,14 +13010,14 @@
           <w:b w:val="0"/>
           <w:i w:val="0"/>
           <w:color w:val="000000"/>
-          <w:sz w:val="21"/>
+          <w:sz w:val="19"/>
         </w:rPr>
         <w:t>The browser testing earned its place. It uploaded a file with ISO-8601 timestamps and found a crash, because every fixture we had written happened to use epoch integers, and real logs do not. That is a defect a judge would have triggered during a demonstration. It is fixed with a regression test.</w:t>
       </w:r>
     </w:p>
     <w:p>
       <w:pPr>
-        <w:spacing w:after="120" w:before="0" w:line="276" w:lineRule="auto"/>
+        <w:spacing w:after="80" w:before="0" w:line="276" w:lineRule="auto"/>
       </w:pPr>
       <w:r>
         <w:rPr>
@@ -13075,20 +13025,15 @@
           <w:b w:val="0"/>
           <w:i w:val="0"/>
           <w:color w:val="000000"/>
-          <w:sz w:val="21"/>
+          <w:sz w:val="19"/>
         </w:rPr>
         <w:t>Several tests exist specifically to prevent defects we caused once already: the vulnerability feed is ordered by vendor rather than by date and must be sorted explicitly, a ransomware campaign flag must never be mapped as the ransomware technique itself, and a graph edge must remember every account that used a machine pair rather than only the first.</w:t>
       </w:r>
     </w:p>
     <w:p>
-      <w:r>
-        <w:br w:type="page"/>
-      </w:r>
-    </w:p>
-    <w:p>
       <w:pPr>
         <w:keepNext/>
-        <w:spacing w:before="320" w:after="100"/>
+        <w:spacing w:before="200" w:after="60"/>
       </w:pPr>
       <w:r>
         <w:rPr>
@@ -13096,7 +13041,7 @@
           <w:b/>
           <w:i w:val="0"/>
           <w:color w:val="000000"/>
-          <w:sz w:val="30"/>
+          <w:sz w:val="27"/>
         </w:rPr>
         <w:t>17. Limitations we state before you find them</w:t>
       </w:r>
@@ -13117,8 +13062,8 @@
         </w:tblBorders>
       </w:tblPr>
       <w:tblGrid>
-        <w:gridCol w:w="4819"/>
-        <w:gridCol w:w="4819"/>
+        <w:gridCol w:w="5103"/>
+        <w:gridCol w:w="5103"/>
       </w:tblGrid>
       <w:tr>
         <w:tc>
@@ -13538,7 +13483,7 @@
     <w:p>
       <w:pPr>
         <w:keepNext/>
-        <w:spacing w:before="320" w:after="100"/>
+        <w:spacing w:before="200" w:after="60"/>
       </w:pPr>
       <w:r>
         <w:rPr>
@@ -13546,7 +13491,7 @@
           <w:b/>
           <w:i w:val="0"/>
           <w:color w:val="000000"/>
-          <w:sz w:val="30"/>
+          <w:sz w:val="27"/>
         </w:rPr>
         <w:t>18. Impact, deployment path and roadmap</w:t>
       </w:r>
@@ -13567,9 +13512,9 @@
         </w:tblBorders>
       </w:tblPr>
       <w:tblGrid>
-        <w:gridCol w:w="3213"/>
-        <w:gridCol w:w="3213"/>
-        <w:gridCol w:w="3213"/>
+        <w:gridCol w:w="3402"/>
+        <w:gridCol w:w="3402"/>
+        <w:gridCol w:w="3402"/>
       </w:tblGrid>
       <w:tr>
         <w:tc>
@@ -13982,12 +13927,12 @@
     </w:tbl>
     <w:p>
       <w:pPr>
-        <w:spacing w:after="160" w:before="0" w:line="276" w:lineRule="auto"/>
+        <w:spacing w:after="40" w:before="0" w:line="276" w:lineRule="auto"/>
       </w:pPr>
     </w:p>
     <w:p>
       <w:pPr>
-        <w:spacing w:after="120" w:before="0" w:line="276" w:lineRule="auto"/>
+        <w:spacing w:after="80" w:before="0" w:line="276" w:lineRule="auto"/>
       </w:pPr>
       <w:r>
         <w:rPr>
@@ -13995,7 +13940,7 @@
           <w:b w:val="0"/>
           <w:i w:val="0"/>
           <w:color w:val="000000"/>
-          <w:sz w:val="21"/>
+          <w:sz w:val="19"/>
         </w:rPr>
         <w:t>No new sensors are required. The system makes the logs an organisation already collects tell the story that is already in them. That is what makes it deployable at the organisations that need it most: hospitals, examination boards, grid operators, and the large share of government entities running end of life infrastructure who are least able to fund a 24 hour security operations centre.</w:t>
       </w:r>
@@ -14016,8 +13961,8 @@
         </w:tblBorders>
       </w:tblPr>
       <w:tblGrid>
-        <w:gridCol w:w="4819"/>
-        <w:gridCol w:w="4819"/>
+        <w:gridCol w:w="5103"/>
+        <w:gridCol w:w="5103"/>
       </w:tblGrid>
       <w:tr>
         <w:tc>
@@ -14207,7 +14152,7 @@
     <w:p>
       <w:pPr>
         <w:keepNext/>
-        <w:spacing w:before="320" w:after="100"/>
+        <w:spacing w:before="200" w:after="60"/>
       </w:pPr>
       <w:r>
         <w:rPr>
@@ -14215,14 +14160,14 @@
           <w:b/>
           <w:i w:val="0"/>
           <w:color w:val="000000"/>
-          <w:sz w:val="30"/>
+          <w:sz w:val="27"/>
         </w:rPr>
         <w:t>19. Reproducing this work</w:t>
       </w:r>
     </w:p>
     <w:p>
       <w:pPr>
-        <w:spacing w:after="120" w:before="0" w:line="276" w:lineRule="auto"/>
+        <w:spacing w:after="80" w:before="0" w:line="276" w:lineRule="auto"/>
       </w:pPr>
       <w:r>
         <w:rPr>
@@ -14230,7 +14175,7 @@
           <w:b w:val="0"/>
           <w:i w:val="0"/>
           <w:color w:val="000000"/>
-          <w:sz w:val="21"/>
+          <w:sz w:val="19"/>
         </w:rPr>
         <w:t>The application runs from a fresh clone with no dataset download, because the trained models, catalogue lookups, embeddings and demonstration scenarios are all committed to the repository.</w:t>
       </w:r>
@@ -14249,12 +14194,12 @@
         </w:tblBorders>
       </w:tblPr>
       <w:tblGrid>
-        <w:gridCol w:w="9638"/>
+        <w:gridCol w:w="10206"/>
       </w:tblGrid>
       <w:tr>
         <w:tc>
           <w:tcPr>
-            <w:tcW w:type="dxa" w:w="9638"/>
+            <w:tcW w:type="dxa" w:w="10205"/>
             <w:shd w:val="clear" w:color="auto" w:fill="FFFFFF"/>
           </w:tcPr>
           <w:p>
@@ -14462,7 +14407,7 @@
     </w:p>
     <w:p>
       <w:pPr>
-        <w:spacing w:after="120" w:before="0" w:line="276" w:lineRule="auto"/>
+        <w:spacing w:after="80" w:before="0" w:line="276" w:lineRule="auto"/>
       </w:pPr>
       <w:r>
         <w:rPr>
@@ -14470,7 +14415,7 @@
           <w:b w:val="0"/>
           <w:i w:val="0"/>
           <w:color w:val="000000"/>
-          <w:sz w:val="21"/>
+          <w:sz w:val="19"/>
         </w:rPr>
         <w:t>Every evaluation script writes a report to the reports directory. Those reports are the audit trail behind every number in this document.</w:t>
       </w:r>
@@ -14478,7 +14423,7 @@
     <w:p>
       <w:pPr>
         <w:keepNext/>
-        <w:spacing w:before="320" w:after="100"/>
+        <w:spacing w:before="200" w:after="60"/>
       </w:pPr>
       <w:r>
         <w:rPr>
@@ -14486,7 +14431,7 @@
           <w:b/>
           <w:i w:val="0"/>
           <w:color w:val="000000"/>
-          <w:sz w:val="30"/>
+          <w:sz w:val="27"/>
         </w:rPr>
         <w:t>20. Glossary</w:t>
       </w:r>
@@ -14507,8 +14452,8 @@
         </w:tblBorders>
       </w:tblPr>
       <w:tblGrid>
-        <w:gridCol w:w="4819"/>
-        <w:gridCol w:w="4819"/>
+        <w:gridCol w:w="5103"/>
+        <w:gridCol w:w="5103"/>
       </w:tblGrid>
       <w:tr>
         <w:tc>
@@ -15433,12 +15378,12 @@
     </w:tbl>
     <w:p>
       <w:pPr>
-        <w:spacing w:after="240" w:before="0" w:line="276" w:lineRule="auto"/>
+        <w:spacing w:after="80" w:before="0" w:line="276" w:lineRule="auto"/>
       </w:pPr>
     </w:p>
     <w:p>
       <w:pPr>
-        <w:spacing w:after="120" w:before="0" w:line="276" w:lineRule="auto"/>
+        <w:spacing w:after="80" w:before="0" w:line="276" w:lineRule="auto"/>
         <w:jc w:val="center"/>
       </w:pPr>
       <w:r>
@@ -15454,7 +15399,7 @@
     </w:p>
     <w:sectPr>
       <w:pgSz w:w="11906" w:h="16838"/>
-      <w:pgMar w:top="1134" w:right="1134" w:bottom="1134" w:left="1134" w:header="720" w:footer="720" w:gutter="0"/>
+      <w:pgMar w:top="850" w:right="850" w:bottom="850" w:left="850" w:header="720" w:footer="720" w:gutter="0"/>
       <w:cols w:space="720"/>
       <w:docGrid w:linePitch="360"/>
     </w:sectPr>
@@ -15828,7 +15773,7 @@
     <w:rPr>
       <w:rFonts w:ascii="Calibri" w:hAnsi="Calibri" w:eastAsia="Calibri"/>
       <w:color w:val="000000"/>
-      <w:sz w:val="21"/>
+      <w:sz w:val="19"/>
     </w:rPr>
   </w:style>
   <w:style w:type="paragraph" w:styleId="Header">

--- a/outputs/Resilience_Graph_AI_Submission.docx
+++ b/outputs/Resilience_Graph_AI_Submission.docx
@@ -1725,7 +1725,7 @@
                 <w:color w:val="000000"/>
                 <w:sz w:val="17"/>
               </w:rPr>
-              <w:t>2,732 events scored, 1,192 flagged</w:t>
+              <w:t>2,732 events scored, 1,243 flagged</w:t>
             </w:r>
           </w:p>
         </w:tc>
@@ -1771,7 +1771,7 @@
                 <w:color w:val="000000"/>
                 <w:sz w:val="17"/>
               </w:rPr>
-              <w:t>1,192 alerts become 1 incident</w:t>
+              <w:t>1,243 alerts become 1 incident</w:t>
             </w:r>
           </w:p>
         </w:tc>
@@ -1817,7 +1817,7 @@
                 <w:color w:val="000000"/>
                 <w:sz w:val="17"/>
               </w:rPr>
-              <w:t>479 machines, 502 movements, 4 attacker controlled hosts</w:t>
+              <w:t>473 machines, 484 movements, 4 attacker controlled hosts</w:t>
             </w:r>
           </w:p>
         </w:tc>
@@ -1909,7 +1909,7 @@
                 <w:color w:val="000000"/>
                 <w:sz w:val="17"/>
               </w:rPr>
-              <w:t>ROC-AUC 0.988 against 702 real red team events</w:t>
+              <w:t>ROC-AUC 0.992 against 702 real red team events</w:t>
             </w:r>
           </w:p>
         </w:tc>
@@ -5852,7 +5852,7 @@
           <w:color w:val="000000"/>
           <w:sz w:val="19"/>
         </w:rPr>
-        <w:t>The shipped detector is an Isolation Forest. It isolates outliers by splitting the data at random. Anomalies are isolated in fewer splits because they sit apart from the crowd. It is fast, it requires no labels, and it behaves well in higher dimensions.</w:t>
+        <w:t>The shipped detector is an autoencoder: a small neural network trained to compress each event down to four numbers and then rebuild it. Trained only on normal behaviour, it rebuilds normal events accurately and unusual ones badly, so the size of the rebuilding error is itself the anomaly score. We selected it over an Isolation Forest by measurement, and section 12 gives that comparison in full.</w:t>
       </w:r>
     </w:p>
     <w:tbl>
@@ -5939,7 +5939,7 @@
                 <w:color w:val="000000"/>
                 <w:sz w:val="19"/>
               </w:rPr>
-              <w:t>Estimators</w:t>
+              <w:t>Architecture</w:t>
             </w:r>
           </w:p>
         </w:tc>
@@ -5961,7 +5961,7 @@
                 <w:color w:val="000000"/>
                 <w:sz w:val="19"/>
               </w:rPr>
-              <w:t>200 trees</w:t>
+              <w:t>7 inputs, then 16, then a 4-unit bottleneck, then 16, then 7 outputs. The bottleneck is the point: it is too small to memorise, so the network must learn what normal behaviour looks like.</w:t>
             </w:r>
           </w:p>
         </w:tc>
@@ -5985,7 +5985,7 @@
                 <w:color w:val="000000"/>
                 <w:sz w:val="19"/>
               </w:rPr>
-              <w:t>Maximum samples</w:t>
+              <w:t>Training data</w:t>
             </w:r>
           </w:p>
         </w:tc>
@@ -6007,7 +6007,7 @@
                 <w:color w:val="000000"/>
                 <w:sz w:val="19"/>
               </w:rPr>
-              <w:t>4,096 per tree</w:t>
+              <w:t>A random sample of 800,000 rows labelled benign. Attack rows are excluded from training entirely.</w:t>
             </w:r>
           </w:p>
         </w:tc>
@@ -6031,7 +6031,7 @@
                 <w:color w:val="000000"/>
                 <w:sz w:val="19"/>
               </w:rPr>
-              <w:t>Contamination</w:t>
+              <w:t>Optimiser and schedule</w:t>
             </w:r>
           </w:p>
         </w:tc>
@@ -6053,7 +6053,7 @@
                 <w:color w:val="000000"/>
                 <w:sz w:val="19"/>
               </w:rPr>
-              <w:t>Set automatically</w:t>
+              <w:t>Adam, learning rate 0.001, 20 passes, batches of 4,096.</w:t>
             </w:r>
           </w:p>
         </w:tc>
@@ -6123,7 +6123,7 @@
                 <w:color w:val="000000"/>
                 <w:sz w:val="19"/>
               </w:rPr>
-              <w:t>Training data</w:t>
+              <w:t>Normalisation</w:t>
             </w:r>
           </w:p>
         </w:tc>
@@ -6145,7 +6145,7 @@
                 <w:color w:val="000000"/>
                 <w:sz w:val="19"/>
               </w:rPr>
-              <w:t>A random sample of 800,000 rows labelled benign. Attack rows are excluded from training entirely.</w:t>
+              <w:t>Standard scaling, fitted on the training sample only, so no information from the evaluation data reaches the model.</w:t>
             </w:r>
           </w:p>
         </w:tc>
@@ -6169,7 +6169,7 @@
                 <w:color w:val="000000"/>
                 <w:sz w:val="19"/>
               </w:rPr>
-              <w:t>Normalisation</w:t>
+              <w:t>Score calibration</w:t>
             </w:r>
           </w:p>
         </w:tc>
@@ -6191,7 +6191,7 @@
                 <w:color w:val="000000"/>
                 <w:sz w:val="19"/>
               </w:rPr>
-              <w:t>Standard scaling, fitted on the training sample only, so no information from the evaluation data reaches the model.</w:t>
+              <w:t>Raw errors are mapped to a 0 to 100 scale using anchors measured from the benign score distribution at training time, not the minimum and maximum of the current batch. The anchors are chosen so that a score of 50, our alert threshold, lands exactly on the 1 percent false-positive operating point. A score therefore means the same thing across different uploads and matches the single event endpoint exactly.</w:t>
             </w:r>
           </w:p>
         </w:tc>
@@ -6215,7 +6215,7 @@
                 <w:color w:val="000000"/>
                 <w:sz w:val="19"/>
               </w:rPr>
-              <w:t>Score calibration</w:t>
+              <w:t>Runtime cost</w:t>
             </w:r>
           </w:p>
         </w:tc>
@@ -6237,7 +6237,7 @@
                 <w:color w:val="000000"/>
                 <w:sz w:val="19"/>
               </w:rPr>
-              <w:t>Raw scores are mapped to a 0 to 100 range using fixed anchor vectors stored in the repository, not the minimum and maximum of the current batch. A score therefore means the same thing across different uploads, and matches the single event endpoint exactly.</w:t>
+              <w:t>The trained weights are exported to a plain NumPy file, so the deployed service scores events with matrix multiplication and needs no deep-learning framework and no GPU.</w:t>
             </w:r>
           </w:p>
         </w:tc>
@@ -6353,7 +6353,7 @@
           <w:color w:val="000000"/>
           <w:sz w:val="23"/>
         </w:rPr>
-        <w:t>7.1 Correlation: 1,192 alerts become 1 incident</w:t>
+        <w:t>7.1 Correlation: 1,243 alerts become 1 incident</w:t>
       </w:r>
     </w:p>
     <w:p>
@@ -6368,7 +6368,7 @@
           <w:color w:val="000000"/>
           <w:sz w:val="19"/>
         </w:rPr>
-        <w:t>Any event scoring 50 or above becomes an alert. Rather than emitting 1,192 separate alerts, the system groups them into one incident carrying a timeline, a severity, the list of affected accounts, and an ordered chain of techniques that reads as a narrative. An hour of silence starts a new session. Severity is taken from the highest scoring event in the incident: 90 and above is critical, 75 and above is high, 50 and above is medium.</w:t>
+        <w:t>Any event scoring 50 or above becomes an alert. Rather than emitting 1,243 separate alerts, the system groups them into one incident carrying a timeline, a severity, the list of affected accounts, and an ordered chain of techniques that reads as a narrative. An hour of silence starts a new session. Severity is taken from the highest scoring event in the incident: 90 and above is critical, 75 and above is high, 50 and above is medium.</w:t>
       </w:r>
     </w:p>
     <w:p>
@@ -7033,7 +7033,7 @@
                 <w:color w:val="000000"/>
                 <w:sz w:val="18"/>
               </w:rPr>
-              <w:t>475 machines</w:t>
+              <w:t>469 machines</w:t>
             </w:r>
           </w:p>
         </w:tc>
@@ -7101,7 +7101,7 @@
                 <w:color w:val="000000"/>
                 <w:sz w:val="18"/>
               </w:rPr>
-              <w:t>18 critical assets reachable</w:t>
+              <w:t>16 critical assets reachable</w:t>
             </w:r>
           </w:p>
         </w:tc>
@@ -7192,7 +7192,7 @@
           <w:color w:val="000000"/>
           <w:sz w:val="19"/>
         </w:rPr>
-        <w:t>We deliberately report two different numbers rather than one flattering one. Total exposure is 475 machines. What isolating a single choke point actually severs is 463. Presenting only the larger figure would overstate what one containment action achieves.</w:t>
+        <w:t>We deliberately report two different numbers rather than one flattering one. Total exposure is 469 machines. What isolating a single choke point actually severs is 463. Presenting only the larger figure would overstate what one containment action achieves.</w:t>
       </w:r>
     </w:p>
     <w:p>
@@ -7869,6 +7869,142 @@
                 <w:color w:val="000000"/>
                 <w:sz w:val="19"/>
               </w:rPr>
+              <w:t>Bidirectional recurrent network</w:t>
+            </w:r>
+          </w:p>
+        </w:tc>
+        <w:tc>
+          <w:tcPr>
+            <w:tcW w:type="dxa" w:w="1814"/>
+            <w:shd w:val="clear" w:color="auto" w:fill="FFFFFF"/>
+          </w:tcPr>
+          <w:p>
+            <w:pPr>
+              <w:spacing w:after="40" w:before="40" w:line="252" w:lineRule="auto"/>
+            </w:pPr>
+            <w:r/>
+            <w:r>
+              <w:rPr>
+                <w:rFonts w:ascii="Calibri" w:hAnsi="Calibri" w:eastAsia="Calibri"/>
+                <w:b w:val="0"/>
+                <w:i w:val="0"/>
+                <w:color w:val="000000"/>
+                <w:sz w:val="19"/>
+              </w:rPr>
+              <w:t>20.0%</w:t>
+            </w:r>
+          </w:p>
+        </w:tc>
+        <w:tc>
+          <w:tcPr>
+            <w:tcW w:type="dxa" w:w="4195"/>
+            <w:shd w:val="clear" w:color="auto" w:fill="FFFFFF"/>
+          </w:tcPr>
+          <w:p>
+            <w:pPr>
+              <w:spacing w:after="40" w:before="40" w:line="252" w:lineRule="auto"/>
+            </w:pPr>
+            <w:r/>
+            <w:r>
+              <w:rPr>
+                <w:rFonts w:ascii="Calibri" w:hAnsi="Calibri" w:eastAsia="Calibri"/>
+                <w:b w:val="0"/>
+                <w:i w:val="0"/>
+                <w:color w:val="000000"/>
+                <w:sz w:val="19"/>
+              </w:rPr>
+              <w:t>Lost, and by the widest margin. Pooling the whole history dilutes the most recent technique, which is the signal that predicts the next one.</w:t>
+            </w:r>
+          </w:p>
+        </w:tc>
+      </w:tr>
+      <w:tr>
+        <w:tc>
+          <w:tcPr>
+            <w:tcW w:type="dxa" w:w="3628"/>
+            <w:shd w:val="clear" w:color="auto" w:fill="FFFFFF"/>
+          </w:tcPr>
+          <w:p>
+            <w:pPr>
+              <w:spacing w:after="40" w:before="40" w:line="252" w:lineRule="auto"/>
+            </w:pPr>
+            <w:r/>
+            <w:r>
+              <w:rPr>
+                <w:rFonts w:ascii="Calibri" w:hAnsi="Calibri" w:eastAsia="Calibri"/>
+                <w:b w:val="0"/>
+                <w:i w:val="0"/>
+                <w:color w:val="000000"/>
+                <w:sz w:val="19"/>
+              </w:rPr>
+              <w:t>Second order Markov chain</w:t>
+            </w:r>
+          </w:p>
+        </w:tc>
+        <w:tc>
+          <w:tcPr>
+            <w:tcW w:type="dxa" w:w="1814"/>
+            <w:shd w:val="clear" w:color="auto" w:fill="FFFFFF"/>
+          </w:tcPr>
+          <w:p>
+            <w:pPr>
+              <w:spacing w:after="40" w:before="40" w:line="252" w:lineRule="auto"/>
+            </w:pPr>
+            <w:r/>
+            <w:r>
+              <w:rPr>
+                <w:rFonts w:ascii="Calibri" w:hAnsi="Calibri" w:eastAsia="Calibri"/>
+                <w:b w:val="0"/>
+                <w:i w:val="0"/>
+                <w:color w:val="000000"/>
+                <w:sz w:val="19"/>
+              </w:rPr>
+              <w:t>33.2%</w:t>
+            </w:r>
+          </w:p>
+        </w:tc>
+        <w:tc>
+          <w:tcPr>
+            <w:tcW w:type="dxa" w:w="4195"/>
+            <w:shd w:val="clear" w:color="auto" w:fill="FFFFFF"/>
+          </w:tcPr>
+          <w:p>
+            <w:pPr>
+              <w:spacing w:after="40" w:before="40" w:line="252" w:lineRule="auto"/>
+            </w:pPr>
+            <w:r/>
+            <w:r>
+              <w:rPr>
+                <w:rFonts w:ascii="Calibri" w:hAnsi="Calibri" w:eastAsia="Calibri"/>
+                <w:b w:val="0"/>
+                <w:i w:val="0"/>
+                <w:color w:val="000000"/>
+                <w:sz w:val="19"/>
+              </w:rPr>
+              <w:t>Lost. Too sparse: it has often never seen the exact pair of preceding techniques.</w:t>
+            </w:r>
+          </w:p>
+        </w:tc>
+      </w:tr>
+      <w:tr>
+        <w:tc>
+          <w:tcPr>
+            <w:tcW w:type="dxa" w:w="3628"/>
+            <w:shd w:val="clear" w:color="auto" w:fill="FFFFFF"/>
+          </w:tcPr>
+          <w:p>
+            <w:pPr>
+              <w:spacing w:after="40" w:before="40" w:line="252" w:lineRule="auto"/>
+            </w:pPr>
+            <w:r/>
+            <w:r>
+              <w:rPr>
+                <w:rFonts w:ascii="Calibri" w:hAnsi="Calibri" w:eastAsia="Calibri"/>
+                <w:b w:val="0"/>
+                <w:i w:val="0"/>
+                <w:color w:val="000000"/>
+                <w:sz w:val="19"/>
+              </w:rPr>
               <w:t>First order Markov chain</w:t>
             </w:r>
           </w:p>
@@ -7892,6 +8028,74 @@
                 <w:sz w:val="19"/>
               </w:rPr>
               <w:t>36.5%</w:t>
+            </w:r>
+          </w:p>
+        </w:tc>
+        <w:tc>
+          <w:tcPr>
+            <w:tcW w:type="dxa" w:w="4195"/>
+            <w:shd w:val="clear" w:color="auto" w:fill="FFFFFF"/>
+          </w:tcPr>
+          <w:p>
+            <w:pPr>
+              <w:spacing w:after="40" w:before="40" w:line="252" w:lineRule="auto"/>
+            </w:pPr>
+            <w:r/>
+            <w:r>
+              <w:rPr>
+                <w:rFonts w:ascii="Calibri" w:hAnsi="Calibri" w:eastAsia="Calibri"/>
+                <w:b w:val="0"/>
+                <w:i w:val="0"/>
+                <w:color w:val="000000"/>
+                <w:sz w:val="19"/>
+              </w:rPr>
+              <w:t>Previous shipped model</w:t>
+            </w:r>
+          </w:p>
+        </w:tc>
+      </w:tr>
+      <w:tr>
+        <w:tc>
+          <w:tcPr>
+            <w:tcW w:type="dxa" w:w="3628"/>
+            <w:shd w:val="clear" w:color="auto" w:fill="FFFFFF"/>
+          </w:tcPr>
+          <w:p>
+            <w:pPr>
+              <w:spacing w:after="40" w:before="40" w:line="252" w:lineRule="auto"/>
+            </w:pPr>
+            <w:r/>
+            <w:r>
+              <w:rPr>
+                <w:rFonts w:ascii="Calibri" w:hAnsi="Calibri" w:eastAsia="Calibri"/>
+                <w:b w:val="0"/>
+                <w:i w:val="0"/>
+                <w:color w:val="000000"/>
+                <w:sz w:val="19"/>
+              </w:rPr>
+              <w:t>Interpolated Markov chain</w:t>
+            </w:r>
+          </w:p>
+        </w:tc>
+        <w:tc>
+          <w:tcPr>
+            <w:tcW w:type="dxa" w:w="1814"/>
+            <w:shd w:val="clear" w:color="auto" w:fill="FFFFFF"/>
+          </w:tcPr>
+          <w:p>
+            <w:pPr>
+              <w:spacing w:after="40" w:before="40" w:line="252" w:lineRule="auto"/>
+            </w:pPr>
+            <w:r/>
+            <w:r>
+              <w:rPr>
+                <w:rFonts w:ascii="Calibri" w:hAnsi="Calibri" w:eastAsia="Calibri"/>
+                <w:b w:val="0"/>
+                <w:i w:val="0"/>
+                <w:color w:val="000000"/>
+                <w:sz w:val="19"/>
+              </w:rPr>
+              <w:t>38.1%</w:t>
             </w:r>
           </w:p>
         </w:tc>
@@ -7961,7 +8165,7 @@
           <w:color w:val="000000"/>
           <w:sz w:val="19"/>
         </w:rPr>
-        <w:t>Our sequences are ordered using MITRE's kill chain tactic order, which runs from reconnaissance through to impact. A model could score well simply by re-learning that ordering, while learning nothing whatsoever about attacks. So we built a baseline whose entire strategy is to exploit that ordering, and we required our model to beat it. The Markov model beats it by a factor of 5.2, which is evidence that it is predicting genuine technique to technique transitions rather than re-deriving a sort order.</w:t>
+        <w:t>Our sequences are ordered using MITRE's kill chain tactic order, which runs from reconnaissance through to impact. A model could score well simply by re-learning that ordering, while learning nothing whatsoever about attacks. So we built a baseline whose entire strategy is to exploit that ordering, and we required our model to beat it. The shipped model beats it by a factor of 5.4, which is evidence that it is predicting genuine technique to technique transitions rather than re-deriving a sort order.</w:t>
       </w:r>
     </w:p>
     <w:p>
@@ -7986,7 +8190,7 @@
           <w:color w:val="000000"/>
           <w:sz w:val="19"/>
         </w:rPr>
-        <w:t>The neural network scored 27.2% and lost to a first order Markov chain at this data scale. We ship the Markov model and publish the neural result as a negative finding. At 205 sequences, a simple model is the correct engineering answer, and reporting the loss is more useful to a reader than hiding it.</w:t>
+        <w:t>The recurrent network scored 27.2% and the bidirectional one 20.0 percent, both losing to a simple transition model at this data scale. The shipped model is an interpolated Markov chain, which blends the last two techniques, the last technique alone, and overall frequency, with the blend weights chosen on validation data. That blend is what wins: a pure second order model is sharper when it has seen the exact pair before and useless when it has not, and interpolation keeps the sharper signal without collapsing to nothing on unseen context. We publish every losing model rather than only the winner. At 205 sequences, a simple model is the correct engineering answer.</w:t>
       </w:r>
     </w:p>
     <w:p>
@@ -8001,7 +8205,7 @@
           <w:color w:val="000000"/>
           <w:sz w:val="19"/>
         </w:rPr>
-        <w:t>The prediction returned by the interface is a genuine first order transition probability, computed as the observed count of a transition divided by the total from that state. An example from the shipped model is a transition observed at 52.5 percent. Where a state has never been seen, the system falls back to a frequency ranked list and explicitly scores those suggestions at zero, because there is no observed evidence for them. Data splits are made at the level of whole sequences, never inside one, which prevents leakage.</w:t>
+        <w:t>The prediction returned by the interface is a genuine interpolated transition probability, computed as the observed count of a transition divided by the total from that state. An example from the shipped model is a transition observed at 52.5 percent. Where a state has never been seen, the system falls back to a frequency ranked list and explicitly scores those suggestions at zero, because there is no observed evidence for them. Data splits are made at the level of whole sequences, never inside one, which prevents leakage.</w:t>
       </w:r>
     </w:p>
     <w:p>
@@ -9686,7 +9890,7 @@
                 <w:color w:val="000000"/>
                 <w:sz w:val="18"/>
               </w:rPr>
-              <w:t>Isolation Forest</w:t>
+              <w:t>Benign-trained autoencoder</w:t>
             </w:r>
           </w:p>
         </w:tc>
@@ -9708,7 +9912,7 @@
                 <w:color w:val="000000"/>
                 <w:sz w:val="18"/>
               </w:rPr>
-              <w:t>One class support vector machines, which scale poorly to millions of rows. A deep autoencoder was also built and did beat Isolation Forest on the network dataset, at 0.570 against 0.473 precision recall area. We report that openly, and still ship Isolation Forest for the authentication task, where it performs strongly and needs no GPU.</w:t>
+              <w:t>An Isolation Forest, which we shipped first and replaced on measurement. Both are unsupervised and benign-trained, and their headline ROC-AUC is nearly identical (0.992 against 0.988). The deciding number is the strict 1 percent false-positive operating point an analyst actually runs at, where the autoencoder catches 87.7 percent of the red-team events against 51.4 percent, or 616 of 702 against 361. One class support vector machines were rejected outright: they scale poorly to millions of rows.</w:t>
             </w:r>
           </w:p>
         </w:tc>
@@ -9754,7 +9958,7 @@
                 <w:color w:val="000000"/>
                 <w:sz w:val="18"/>
               </w:rPr>
-              <w:t>First order Markov chain</w:t>
+              <w:t>Interpolated Markov chain</w:t>
             </w:r>
           </w:p>
         </w:tc>
@@ -9776,7 +9980,7 @@
                 <w:color w:val="000000"/>
                 <w:sz w:val="18"/>
               </w:rPr>
-              <w:t>A recurrent neural network over sentence embeddings, which scored 27.2% against the Markov model's 36.5%. At 205 sequences the simpler model is genuinely better. We shipped the winner and published the loss.</w:t>
+              <w:t>A recurrent network (27.2%), a bidirectional recurrent network (20.0 percent), a second order Markov chain (33.2 percent) and the plain first order chain (36.5%), against the shipped interpolated model's 38.1%. At 205 sequences the simple transition models beat both neural ones. We shipped the winner and published every loss.</w:t>
             </w:r>
           </w:p>
         </w:tc>
@@ -10818,7 +11022,7 @@
                 <w:color w:val="000000"/>
                 <w:sz w:val="19"/>
               </w:rPr>
-              <w:t>0.988</w:t>
+              <w:t>0.992</w:t>
             </w:r>
           </w:p>
         </w:tc>
@@ -10886,7 +11090,7 @@
                 <w:color w:val="000000"/>
                 <w:sz w:val="19"/>
               </w:rPr>
-              <w:t>96.9% (680 of 702 attacks caught)</w:t>
+              <w:t>96.6% (680 of 702 attacks caught)</w:t>
             </w:r>
           </w:p>
         </w:tc>
@@ -10954,7 +11158,7 @@
                 <w:color w:val="000000"/>
                 <w:sz w:val="19"/>
               </w:rPr>
-              <w:t>51.4%</w:t>
+              <w:t>87.7%</w:t>
             </w:r>
           </w:p>
         </w:tc>
@@ -11022,7 +11226,7 @@
                 <w:color w:val="000000"/>
                 <w:sz w:val="19"/>
               </w:rPr>
-              <w:t>0.929</w:t>
+              <w:t>0.906</w:t>
             </w:r>
           </w:p>
         </w:tc>
@@ -11463,7 +11667,7 @@
           <w:color w:val="000000"/>
           <w:sz w:val="19"/>
         </w:rPr>
-        <w:t>Every red team login in the dataset used the older NTLM protocol, against about 6 percent of benign logins. That is an extremely powerful signal, and also a brittle one: it is specific to this dataset and an attacker could simply switch protocols to evade it. So we deleted the feature entirely and re-ran the evaluation. Detection held at 0.929. The result is driven by generalisable behaviour rather than one fragile artifact. It would have been easy to keep the higher number quietly.</w:t>
+        <w:t>Every red team login in the dataset used the older NTLM protocol, against about 6 percent of benign logins. That is an extremely powerful signal, and also a brittle one: it is specific to this dataset and an attacker could simply switch protocols to evade it. So we deleted the feature entirely and re-ran the evaluation. Detection held at 0.906. The result is driven by generalisable behaviour rather than one fragile artifact. It would have been easy to keep the higher number quietly.</w:t>
       </w:r>
     </w:p>
     <w:p>
@@ -11591,7 +11795,7 @@
                 <w:color w:val="000000"/>
                 <w:sz w:val="19"/>
               </w:rPr>
-              <w:t>Markov top 3 accuracy, automatically ordered sequences</w:t>
+              <w:t>Shipped interpolated Markov, top 3, automatically ordered sequences</w:t>
             </w:r>
           </w:p>
         </w:tc>
@@ -11613,7 +11817,7 @@
                 <w:color w:val="000000"/>
                 <w:sz w:val="19"/>
               </w:rPr>
-              <w:t>36.5%</w:t>
+              <w:t>38.1%</w:t>
             </w:r>
           </w:p>
         </w:tc>
@@ -11637,6 +11841,52 @@
                 <w:color w:val="000000"/>
                 <w:sz w:val="19"/>
               </w:rPr>
+              <w:t>Previous first order Markov, top 3</w:t>
+            </w:r>
+          </w:p>
+        </w:tc>
+        <w:tc>
+          <w:tcPr>
+            <w:tcW w:type="dxa" w:w="3685"/>
+            <w:shd w:val="clear" w:color="auto" w:fill="FFFFFF"/>
+          </w:tcPr>
+          <w:p>
+            <w:pPr>
+              <w:spacing w:after="40" w:before="40" w:line="252" w:lineRule="auto"/>
+            </w:pPr>
+            <w:r/>
+            <w:r>
+              <w:rPr>
+                <w:rFonts w:ascii="Calibri" w:hAnsi="Calibri" w:eastAsia="Calibri"/>
+                <w:b w:val="0"/>
+                <w:i w:val="0"/>
+                <w:color w:val="000000"/>
+                <w:sz w:val="19"/>
+              </w:rPr>
+              <w:t>36.5%</w:t>
+            </w:r>
+          </w:p>
+        </w:tc>
+      </w:tr>
+      <w:tr>
+        <w:tc>
+          <w:tcPr>
+            <w:tcW w:type="dxa" w:w="5953"/>
+            <w:shd w:val="clear" w:color="auto" w:fill="FFFFFF"/>
+          </w:tcPr>
+          <w:p>
+            <w:pPr>
+              <w:spacing w:after="40" w:before="40" w:line="252" w:lineRule="auto"/>
+            </w:pPr>
+            <w:r/>
+            <w:r>
+              <w:rPr>
+                <w:rFonts w:ascii="Calibri" w:hAnsi="Calibri" w:eastAsia="Calibri"/>
+                <w:b w:val="0"/>
+                <w:i w:val="0"/>
+                <w:color w:val="000000"/>
+                <w:sz w:val="19"/>
+              </w:rPr>
               <w:t>Anti circularity margin over the kill chain baseline</w:t>
             </w:r>
           </w:p>
@@ -11659,7 +11909,7 @@
                 <w:color w:val="000000"/>
                 <w:sz w:val="19"/>
               </w:rPr>
-              <w:t>5.2 times</w:t>
+              <w:t>5.4 times</w:t>
             </w:r>
           </w:p>
         </w:tc>
@@ -11971,7 +12221,7 @@
                 <w:color w:val="000000"/>
                 <w:sz w:val="19"/>
               </w:rPr>
-              <w:t>2,732, then 1,192, then 1</w:t>
+              <w:t>2,732, then 1,243, then 1</w:t>
             </w:r>
           </w:p>
         </w:tc>
@@ -12063,7 +12313,7 @@
                 <w:color w:val="000000"/>
                 <w:sz w:val="19"/>
               </w:rPr>
-              <w:t>479 machines, 502 movements, 4 attacker footholds</w:t>
+              <w:t>473 machines, 484 movements, 4 attacker footholds</w:t>
             </w:r>
           </w:p>
         </w:tc>
@@ -12109,7 +12359,7 @@
                 <w:color w:val="000000"/>
                 <w:sz w:val="19"/>
               </w:rPr>
-              <w:t>18</w:t>
+              <w:t>16</w:t>
             </w:r>
           </w:p>
         </w:tc>
@@ -12155,7 +12405,7 @@
                 <w:color w:val="000000"/>
                 <w:sz w:val="19"/>
               </w:rPr>
-              <w:t>475 machines</w:t>
+              <w:t>469 machines</w:t>
             </w:r>
           </w:p>
         </w:tc>
@@ -13693,7 +13943,7 @@
                 <w:color w:val="000000"/>
                 <w:sz w:val="19"/>
               </w:rPr>
-              <w:t>1,192 alerts to triage</w:t>
+              <w:t>1,243 alerts to triage</w:t>
             </w:r>
           </w:p>
         </w:tc>
@@ -13761,7 +14011,7 @@
                 <w:color w:val="000000"/>
                 <w:sz w:val="19"/>
               </w:rPr>
-              <w:t>Which of 479 machines do we isolate</w:t>
+              <w:t>Which of 473 machines do we isolate</w:t>
             </w:r>
           </w:p>
         </w:tc>
